--- a/mgmt/frontend/public/sample-templates/consent-guarantor-sample.docx
+++ b/mgmt/frontend/public/sample-templates/consent-guarantor-sample.docx
@@ -4,81 +4,159 @@
   <w:body>
     <w:p>
       <w:pPr>
+        <w:spacing w:after="40"/>
+        <w:jc w:val="center"/>
+      </w:pPr>
+      <w:r>
+        <w:drawing>
+          <wp:inline xmlns:a="http://schemas.openxmlformats.org/drawingml/2006/main" xmlns:pic="http://schemas.openxmlformats.org/drawingml/2006/picture">
+            <wp:extent cx="792000" cy="792000"/>
+            <wp:docPr id="1" name="Picture 1"/>
+            <wp:cNvGraphicFramePr>
+              <a:graphicFrameLocks noChangeAspect="1"/>
+            </wp:cNvGraphicFramePr>
+            <a:graphic>
+              <a:graphicData uri="http://schemas.openxmlformats.org/drawingml/2006/picture">
+                <pic:pic>
+                  <pic:nvPicPr>
+                    <pic:cNvPr id="0" name="logo.png"/>
+                    <pic:cNvPicPr/>
+                  </pic:nvPicPr>
+                  <pic:blipFill>
+                    <a:blip r:embed="rId10"/>
+                    <a:stretch>
+                      <a:fillRect/>
+                    </a:stretch>
+                  </pic:blipFill>
+                  <pic:spPr>
+                    <a:xfrm>
+                      <a:off x="0" y="0"/>
+                      <a:ext cx="792000" cy="792000"/>
+                    </a:xfrm>
+                    <a:prstGeom prst="rect"/>
+                  </pic:spPr>
+                </pic:pic>
+              </a:graphicData>
+            </a:graphic>
+          </wp:inline>
+        </w:drawing>
+      </w:r>
+    </w:p>
+    <w:p>
+      <w:pPr>
+        <w:spacing w:after="0" w:before="0"/>
         <w:jc w:val="center"/>
       </w:pPr>
       <w:r>
         <w:rPr>
           <w:b/>
-          <w:color w:val="F27A1A"/>
-          <w:sz w:val="32"/>
+          <w:i w:val="0"/>
+          <w:color w:val="8B1E1E"/>
+          <w:sz w:val="26"/>
         </w:rPr>
-        <w:t>नवयुवक छठ पूजा समिति — Loan Guarantor Consent Record</w:t>
+        <w:t>नवयुवक छठ पूजा समिति</w:t>
       </w:r>
     </w:p>
-    <w:p/>
+    <w:p>
+      <w:pPr>
+        <w:spacing w:after="40" w:before="0"/>
+        <w:jc w:val="center"/>
+      </w:pPr>
+      <w:r>
+        <w:rPr>
+          <w:b/>
+          <w:i w:val="0"/>
+          <w:color w:val="F1922A"/>
+          <w:sz w:val="18"/>
+        </w:rPr>
+        <w:t>NAVYUVAK CHHATH PUJA SAMITI · EST. 2017</w:t>
+      </w:r>
+    </w:p>
+    <w:p>
+      <w:pPr>
+        <w:spacing w:after="0" w:before="0"/>
+        <w:jc w:val="center"/>
+      </w:pPr>
+      <w:r>
+        <w:rPr>
+          <w:b/>
+          <w:i w:val="0"/>
+          <w:color w:val="222222"/>
+          <w:sz w:val="22"/>
+        </w:rPr>
+        <w:t>ऋण गारंटर Consent एवं नियम एवं शर्तें</w:t>
+      </w:r>
+    </w:p>
+    <w:p>
+      <w:pPr>
+        <w:spacing w:after="40" w:before="0"/>
+        <w:jc w:val="center"/>
+      </w:pPr>
+      <w:r>
+        <w:rPr>
+          <w:b/>
+          <w:i w:val="0"/>
+          <w:color w:val="555555"/>
+          <w:sz w:val="19"/>
+        </w:rPr>
+        <w:t>LOAN GUARANTOR CONSENT &amp; TERMS AND CONDITIONS</w:t>
+      </w:r>
+    </w:p>
+    <w:p>
+      <w:pPr>
+        <w:spacing w:after="80" w:before="40"/>
+        <w:pBdr>
+          <w:bottom w:val="single" w:sz="6" w:space="1" w:color="E0C99B"/>
+        </w:pBdr>
+      </w:pPr>
+    </w:p>
+    <w:p>
+      <w:pPr>
+        <w:spacing w:before="160" w:after="40"/>
+      </w:pPr>
+      <w:r>
+        <w:rPr>
+          <w:b/>
+          <w:color w:val="8B1E1E"/>
+          <w:sz w:val="22"/>
+        </w:rPr>
+        <w:t>1. ऋण संबंधी विवरण / Loan Details</w:t>
+      </w:r>
+    </w:p>
     <w:tbl>
       <w:tblPr>
         <w:tblW w:type="auto" w:w="0"/>
+        <w:jc w:val="center"/>
         <w:tblLook w:firstColumn="1" w:firstRow="1" w:lastColumn="0" w:lastRow="0" w:noHBand="0" w:noVBand="1" w:val="04A0"/>
       </w:tblPr>
       <w:tblGrid>
-        <w:gridCol w:w="4819"/>
-        <w:gridCol w:w="4819"/>
+        <w:gridCol w:w="4933"/>
+        <w:gridCol w:w="4933"/>
       </w:tblGrid>
       <w:tr>
         <w:tc>
           <w:tcPr>
-            <w:tcW w:type="dxa" w:w="4819"/>
+            <w:tcW w:type="dxa" w:w="3969"/>
           </w:tcPr>
           <w:p>
             <w:r>
-              <w:t>Reference ID: {CONSENT_ID}</w:t>
+              <w:rPr>
+                <w:b/>
+                <w:sz w:val="20"/>
+              </w:rPr>
+              <w:t>Consenting Guarantor / गारंटर:</w:t>
             </w:r>
           </w:p>
         </w:tc>
         <w:tc>
           <w:tcPr>
-            <w:tcW w:type="dxa" w:w="4819"/>
-          </w:tcPr>
-          <w:p>
-            <w:r>
-              <w:t>Year: {FUND_YEAR}</w:t>
-            </w:r>
-          </w:p>
-        </w:tc>
-      </w:tr>
-    </w:tbl>
-    <w:p/>
-    <w:tbl>
-      <w:tblPr>
-        <w:tblStyle w:val="TableGrid"/>
-        <w:tblW w:type="auto" w:w="0"/>
-        <w:tblLook w:firstColumn="1" w:firstRow="1" w:lastColumn="0" w:lastRow="0" w:noHBand="0" w:noVBand="1" w:val="04A0"/>
-      </w:tblPr>
-      <w:tblGrid>
-        <w:gridCol w:w="4819"/>
-        <w:gridCol w:w="4819"/>
-      </w:tblGrid>
-      <w:tr>
-        <w:tc>
-          <w:tcPr>
-            <w:tcW w:type="dxa" w:w="4819"/>
+            <w:tcW w:type="dxa" w:w="5669"/>
           </w:tcPr>
           <w:p>
             <w:r>
               <w:rPr>
-                <w:b/>
+                <w:sz w:val="20"/>
               </w:rPr>
-              <w:t>Guarantor Name</w:t>
-            </w:r>
-          </w:p>
-        </w:tc>
-        <w:tc>
-          <w:tcPr>
-            <w:tcW w:type="dxa" w:w="4819"/>
-          </w:tcPr>
-          <w:p>
-            <w:r>
               <w:t>{GUARANTOR_NAME}</w:t>
             </w:r>
           </w:p>
@@ -87,23 +165,27 @@
       <w:tr>
         <w:tc>
           <w:tcPr>
-            <w:tcW w:type="dxa" w:w="4819"/>
+            <w:tcW w:type="dxa" w:w="3969"/>
           </w:tcPr>
           <w:p>
             <w:r>
               <w:rPr>
                 <w:b/>
+                <w:sz w:val="20"/>
               </w:rPr>
-              <w:t>Loaner Name</w:t>
+              <w:t>ऋण प्राप्तकर्ता / Loaner:</w:t>
             </w:r>
           </w:p>
         </w:tc>
         <w:tc>
           <w:tcPr>
-            <w:tcW w:type="dxa" w:w="4819"/>
+            <w:tcW w:type="dxa" w:w="5669"/>
           </w:tcPr>
           <w:p>
             <w:r>
+              <w:rPr>
+                <w:sz w:val="20"/>
+              </w:rPr>
               <w:t>{LOANER_NAME}</w:t>
             </w:r>
           </w:p>
@@ -112,24 +194,28 @@
       <w:tr>
         <w:tc>
           <w:tcPr>
-            <w:tcW w:type="dxa" w:w="4819"/>
+            <w:tcW w:type="dxa" w:w="3969"/>
           </w:tcPr>
           <w:p>
             <w:r>
               <w:rPr>
                 <w:b/>
+                <w:sz w:val="20"/>
               </w:rPr>
-              <w:t>Loan Amount</w:t>
+              <w:t>मूलधन / Principal Loan Amount:</w:t>
             </w:r>
           </w:p>
         </w:tc>
         <w:tc>
           <w:tcPr>
-            <w:tcW w:type="dxa" w:w="4819"/>
+            <w:tcW w:type="dxa" w:w="5669"/>
           </w:tcPr>
           <w:p>
             <w:r>
-              <w:t>{LOAN_AMOUNT}</w:t>
+              <w:rPr>
+                <w:sz w:val="20"/>
+              </w:rPr>
+              <w:t>₹{LOAN_AMOUNT}</w:t>
             </w:r>
           </w:p>
         </w:tc>
@@ -137,24 +223,28 @@
       <w:tr>
         <w:tc>
           <w:tcPr>
-            <w:tcW w:type="dxa" w:w="4819"/>
+            <w:tcW w:type="dxa" w:w="3969"/>
           </w:tcPr>
           <w:p>
             <w:r>
               <w:rPr>
                 <w:b/>
+                <w:sz w:val="20"/>
               </w:rPr>
-              <w:t>Monthly Interest</w:t>
+              <w:t>मासिक ब्याज दर / Monthly Interest Rate:</w:t>
             </w:r>
           </w:p>
         </w:tc>
         <w:tc>
           <w:tcPr>
-            <w:tcW w:type="dxa" w:w="4819"/>
+            <w:tcW w:type="dxa" w:w="5669"/>
           </w:tcPr>
           <w:p>
             <w:r>
-              <w:t>{MONTHLY_INTEREST_RATE}%</w:t>
+              <w:rPr>
+                <w:sz w:val="20"/>
+              </w:rPr>
+              <w:t>{MONTHLY_INTEREST_RATE}% प्रति माह / per month</w:t>
             </w:r>
           </w:p>
         </w:tc>
@@ -162,24 +252,28 @@
       <w:tr>
         <w:tc>
           <w:tcPr>
-            <w:tcW w:type="dxa" w:w="4819"/>
+            <w:tcW w:type="dxa" w:w="3969"/>
           </w:tcPr>
           <w:p>
             <w:r>
               <w:rPr>
                 <w:b/>
+                <w:sz w:val="20"/>
               </w:rPr>
-              <w:t>Min. Tenure (months)</w:t>
+              <w:t>न्यूनतम ब्याज अवधि / Minimum Interest Period:</w:t>
             </w:r>
           </w:p>
         </w:tc>
         <w:tc>
           <w:tcPr>
-            <w:tcW w:type="dxa" w:w="4819"/>
+            <w:tcW w:type="dxa" w:w="5669"/>
           </w:tcPr>
           <w:p>
             <w:r>
-              <w:t>{MINIMUM_TENURE_MONTHS}</w:t>
+              <w:rPr>
+                <w:sz w:val="20"/>
+              </w:rPr>
+              <w:t>{MINIMUM_TENURE_MONTHS} माह / months</w:t>
             </w:r>
           </w:p>
         </w:tc>
@@ -187,60 +281,819 @@
       <w:tr>
         <w:tc>
           <w:tcPr>
-            <w:tcW w:type="dxa" w:w="4819"/>
+            <w:tcW w:type="dxa" w:w="3969"/>
           </w:tcPr>
           <w:p>
             <w:r>
               <w:rPr>
                 <w:b/>
+                <w:sz w:val="20"/>
               </w:rPr>
-              <w:t>Final Repayment Date</w:t>
+              <w:t>अधिकतम भुगतान तिथि / Maximum Repayment Date:</w:t>
             </w:r>
           </w:p>
         </w:tc>
         <w:tc>
           <w:tcPr>
-            <w:tcW w:type="dxa" w:w="4819"/>
+            <w:tcW w:type="dxa" w:w="5669"/>
           </w:tcPr>
           <w:p>
             <w:r>
+              <w:rPr>
+                <w:sz w:val="20"/>
+              </w:rPr>
               <w:t>{FINAL_REPAYMENT_DATE}</w:t>
             </w:r>
           </w:p>
         </w:tc>
       </w:tr>
+      <w:tr>
+        <w:tc>
+          <w:tcPr>
+            <w:tcW w:type="dxa" w:w="3969"/>
+          </w:tcPr>
+          <w:p>
+            <w:r>
+              <w:rPr>
+                <w:b/>
+                <w:sz w:val="20"/>
+              </w:rPr>
+              <w:t>Consent Reference ID:</w:t>
+            </w:r>
+          </w:p>
+        </w:tc>
+        <w:tc>
+          <w:tcPr>
+            <w:tcW w:type="dxa" w:w="5669"/>
+          </w:tcPr>
+          <w:p>
+            <w:r>
+              <w:rPr>
+                <w:sz w:val="20"/>
+              </w:rPr>
+              <w:t>{CONSENT_ID}</w:t>
+            </w:r>
+          </w:p>
+        </w:tc>
+      </w:tr>
     </w:tbl>
-    <w:p/>
     <w:p>
+      <w:pPr>
+        <w:spacing w:before="160" w:after="40"/>
+      </w:pPr>
       <w:r>
         <w:rPr>
-          <w:color w:val="888888"/>
+          <w:b/>
+          <w:color w:val="8B1E1E"/>
+          <w:sz w:val="22"/>
+        </w:rPr>
+        <w:t>2. महत्वपूर्ण तिथियां एवं अवसर / Important Dates &amp; Occasions</w:t>
+      </w:r>
+    </w:p>
+    <w:tbl>
+      <w:tblPr>
+        <w:tblW w:type="auto" w:w="0"/>
+        <w:jc w:val="center"/>
+        <w:tblLook w:firstColumn="1" w:firstRow="1" w:lastColumn="0" w:lastRow="0" w:noHBand="0" w:noVBand="1" w:val="04A0"/>
+      </w:tblPr>
+      <w:tblGrid>
+        <w:gridCol w:w="4933"/>
+        <w:gridCol w:w="4933"/>
+      </w:tblGrid>
+      <w:tr>
+        <w:tc>
+          <w:tcPr>
+            <w:tcW w:type="dxa" w:w="3969"/>
+          </w:tcPr>
+          <w:p>
+            <w:r>
+              <w:rPr>
+                <w:b/>
+                <w:sz w:val="20"/>
+              </w:rPr>
+              <w:t>दीपावली के अगले दिन / Day After Diwali:</w:t>
+            </w:r>
+          </w:p>
+        </w:tc>
+        <w:tc>
+          <w:tcPr>
+            <w:tcW w:type="dxa" w:w="5669"/>
+          </w:tcPr>
+          <w:p>
+            <w:r>
+              <w:rPr>
+                <w:sz w:val="20"/>
+              </w:rPr>
+              <w:t>{DIWALI_NEXT_DAY_DATE} — {DIWALI_NEXT_DAY_DAY_NAME}</w:t>
+            </w:r>
+          </w:p>
+        </w:tc>
+      </w:tr>
+      <w:tr>
+        <w:tc>
+          <w:tcPr>
+            <w:tcW w:type="dxa" w:w="3969"/>
+          </w:tcPr>
+          <w:p>
+            <w:r>
+              <w:rPr>
+                <w:b/>
+                <w:sz w:val="20"/>
+              </w:rPr>
+              <w:t>नहाय-खाय का दिन / Nahay-Khay Day:</w:t>
+            </w:r>
+          </w:p>
+        </w:tc>
+        <w:tc>
+          <w:tcPr>
+            <w:tcW w:type="dxa" w:w="5669"/>
+          </w:tcPr>
+          <w:p>
+            <w:r>
+              <w:rPr>
+                <w:sz w:val="20"/>
+              </w:rPr>
+              <w:t>{NAHAY_KHAY_DATE} — {NAHAY_KHAY_DAY_NAME}</w:t>
+            </w:r>
+          </w:p>
+        </w:tc>
+      </w:tr>
+      <w:tr>
+        <w:tc>
+          <w:tcPr>
+            <w:tcW w:type="dxa" w:w="3969"/>
+          </w:tcPr>
+          <w:p>
+            <w:r>
+              <w:rPr>
+                <w:b/>
+                <w:sz w:val="20"/>
+              </w:rPr>
+              <w:t>अंतिम भुगतान का दिन / Final Repayment Day:</w:t>
+            </w:r>
+          </w:p>
+        </w:tc>
+        <w:tc>
+          <w:tcPr>
+            <w:tcW w:type="dxa" w:w="5669"/>
+          </w:tcPr>
+          <w:p>
+            <w:r>
+              <w:rPr>
+                <w:sz w:val="20"/>
+              </w:rPr>
+              <w:t>{FINAL_REPAYMENT_DATE} — {FINAL_REPAYMENT_DAY_NAME}</w:t>
+            </w:r>
+          </w:p>
+        </w:tc>
+      </w:tr>
+      <w:tr>
+        <w:tc>
+          <w:tcPr>
+            <w:tcW w:type="dxa" w:w="3969"/>
+          </w:tcPr>
+          <w:p>
+            <w:r>
+              <w:rPr>
+                <w:b/>
+                <w:sz w:val="20"/>
+              </w:rPr>
+              <w:t>छठ सुबह अर्घ्य / Chhath Morning Arghya:</w:t>
+            </w:r>
+          </w:p>
+        </w:tc>
+        <w:tc>
+          <w:tcPr>
+            <w:tcW w:type="dxa" w:w="5669"/>
+          </w:tcPr>
+          <w:p>
+            <w:r>
+              <w:rPr>
+                <w:sz w:val="20"/>
+              </w:rPr>
+              <w:t>{CHHATH_MORNING_ARGHYA_DATE} — {CHHATH_MORNING_ARGHYA_DAY_NAME}</w:t>
+            </w:r>
+          </w:p>
+        </w:tc>
+      </w:tr>
+    </w:tbl>
+    <w:p>
+      <w:pPr>
+        <w:spacing w:after="20" w:before="0"/>
+      </w:pPr>
+      <w:r>
+        <w:rPr>
+          <w:b w:val="0"/>
+          <w:i w:val="0"/>
+          <w:sz w:val="20"/>
+        </w:rPr>
+        <w:t>इन तिथियों का उपयोग ऋण की अवधि, भुगतान की अंतिम सीमा और गारंटर संबंधी जिम्मेदारी को स्पष्ट करने के लिए किया गया है।</w:t>
+      </w:r>
+    </w:p>
+    <w:p>
+      <w:pPr>
+        <w:spacing w:after="80" w:before="0"/>
+      </w:pPr>
+      <w:r>
+        <w:rPr>
+          <w:b w:val="0"/>
+          <w:i/>
+          <w:color w:val="555555"/>
           <w:sz w:val="18"/>
         </w:rPr>
-        <w:t>Ye document Guarantor ke digitally accepted Consent ka record hai.</w:t>
+        <w:t>The above dates are recorded to clearly define the loan period, final repayment deadline, and guarantor-related responsibility.</w:t>
       </w:r>
     </w:p>
-    <w:p/>
     <w:p>
       <w:pPr>
+        <w:spacing w:before="160" w:after="40"/>
+      </w:pPr>
+      <w:r>
+        <w:rPr>
+          <w:b/>
+          <w:color w:val="8B1E1E"/>
+          <w:sz w:val="22"/>
+        </w:rPr>
+        <w:t>3. ऋण का विवरण / Loan Details</w:t>
+      </w:r>
+    </w:p>
+    <w:p>
+      <w:pPr>
+        <w:spacing w:after="20" w:before="0"/>
+      </w:pPr>
+      <w:r>
+        <w:rPr>
+          <w:b w:val="0"/>
+          <w:i w:val="0"/>
+          <w:sz w:val="20"/>
+        </w:rPr>
+        <w:t>नवयुवक छठ पूजा समिति के वर्ष {FUND_YEAR} की बची हुई राशि में से ₹{LOAN_AMOUNT}/- की राशि {LOANER_NAME} को {MONTHLY_INTEREST_RATE}% प्रति माह की ब्याज दर पर दी गई है। इस राशि के लिए मुझे गारंटर के रूप में नामित किया गया है।</w:t>
+      </w:r>
+    </w:p>
+    <w:p>
+      <w:pPr>
+        <w:spacing w:after="80" w:before="0"/>
+      </w:pPr>
+      <w:r>
+        <w:rPr>
+          <w:b w:val="0"/>
+          <w:i/>
+          <w:color w:val="555555"/>
+          <w:sz w:val="18"/>
+        </w:rPr>
+        <w:t>An amount of ₹{LOAN_AMOUNT}/- from the remaining funds of Navyuvak Chhath Puja Samiti for the year {FUND_YEAR} has been provided to {LOANER_NAME} at {MONTHLY_INTEREST_RATE}% per month. I have been designated as a Guarantor for this loan.</w:t>
+      </w:r>
+    </w:p>
+    <w:p>
+      <w:pPr>
+        <w:spacing w:before="160" w:after="40"/>
+      </w:pPr>
+      <w:r>
+        <w:rPr>
+          <w:b/>
+          <w:color w:val="8B1E1E"/>
+          <w:sz w:val="22"/>
+        </w:rPr>
+        <w:t>4. ऋण अवधि एवं ब्याज की शर्तें / Loan Tenure &amp; Interest Terms</w:t>
+      </w:r>
+    </w:p>
+    <w:p>
+      <w:pPr>
+        <w:spacing w:after="60" w:before="0"/>
+      </w:pPr>
+      <w:r>
+        <w:rPr>
+          <w:b w:val="0"/>
+          <w:i w:val="0"/>
+          <w:sz w:val="19"/>
+        </w:rPr>
+        <w:t>4.1 न्यूनतम ब्याज अवधि / Minimum Interest Period — {MINIMUM_TENURE_MONTHS} माह। यदि {LOANER_NAME} न्यूनतम अवधि पूरी होने से पहले मूलधन वापस करता/करती है, तब भी पूरे {MINIMUM_TENURE_MONTHS} माह का ब्याज देना अनिवार्य होगा।</w:t>
+      </w:r>
+    </w:p>
+    <w:p>
+      <w:pPr>
+        <w:spacing w:after="60" w:before="0"/>
+      </w:pPr>
+      <w:r>
+        <w:rPr>
+          <w:b w:val="0"/>
+          <w:i w:val="0"/>
+          <w:sz w:val="19"/>
+        </w:rPr>
+        <w:t>4.2 अधिकतम भुगतान अवधि / Maximum Repayment Period — {FINAL_REPAYMENT_DATE} तक।</w:t>
+      </w:r>
+    </w:p>
+    <w:p>
+      <w:pPr>
+        <w:spacing w:after="60" w:before="0"/>
+      </w:pPr>
+      <w:r>
+        <w:rPr>
+          <w:b w:val="0"/>
+          <w:i w:val="0"/>
+          <w:sz w:val="19"/>
+        </w:rPr>
+        <w:t>4.3 अंतिम भुगतान दिवस / Final Repayment Day — {LOANER_NAME} को {FINAL_REPAYMENT_DATE} तक मूलधन एवं देय ब्याज की पूरी राशि वापस करनी होगी।</w:t>
+      </w:r>
+    </w:p>
+    <w:p>
+      <w:pPr>
+        <w:spacing w:after="60" w:before="0"/>
+      </w:pPr>
+      <w:r>
+        <w:rPr>
+          <w:b w:val="0"/>
+          <w:i w:val="0"/>
+          <w:sz w:val="19"/>
+        </w:rPr>
+        <w:t>4.4 अंतिम तिथि तक भुगतान न होने की स्थिति — यदि {LOANER_NAME} द्वारा {FINAL_REPAYMENT_DATE} तक पूरी राशि वापस नहीं की जाती है, तो गारंटर की भुगतान संबंधी जिम्मेदारी लागू होगी। यदि {CHHATH_MORNING_ARGHYA_DATE} की सुबह तक भी भुगतान नहीं किया जाता है, तो तीनों गारंटरों की निर्धारित जिम्मेदारी के अनुसार समिति की देय राशि की भरपाई की जाएगी।</w:t>
+      </w:r>
+    </w:p>
+    <w:p>
+      <w:pPr>
+        <w:spacing w:before="160" w:after="40"/>
+      </w:pPr>
+      <w:r>
+        <w:rPr>
+          <w:b/>
+          <w:color w:val="8B1E1E"/>
+          <w:sz w:val="22"/>
+        </w:rPr>
+        <w:t>5. गारंटर की जिम्मेदारी / Guarantor Responsibility</w:t>
+      </w:r>
+    </w:p>
+    <w:p>
+      <w:pPr>
+        <w:spacing w:after="20" w:before="0"/>
+      </w:pPr>
+      <w:r>
+        <w:rPr>
+          <w:b w:val="0"/>
+          <w:i w:val="0"/>
+          <w:sz w:val="20"/>
+        </w:rPr>
+        <w:t>मैं, {GUARANTOR_NAME}, यह स्वीकार करता/करती हूँ कि मैं {LOANER_NAME} के उक्त ऋण के लिए गारंटर हूँ। यदि निर्धारित अंतिम समय तक ऋण की देय राशि वापस नहीं की जाती है, तो समझौते के अनुसार मेरी गारंटर संबंधी भुगतान जिम्मेदारी लागू होगी — इसमें कम-से-कम मूलधन ₹{LOAN_AMOUNT} तथा {MINIMUM_TENURE_MONTHS} माह का न्यूनतम निर्धारित ब्याज शामिल होगा।</w:t>
+      </w:r>
+    </w:p>
+    <w:p>
+      <w:pPr>
+        <w:spacing w:after="80" w:before="0"/>
+      </w:pPr>
+      <w:r>
+        <w:rPr>
+          <w:b w:val="0"/>
+          <w:i/>
+          <w:color w:val="555555"/>
+          <w:sz w:val="18"/>
+        </w:rPr>
+        <w:t>I, {GUARANTOR_NAME}, acknowledge that I am a guarantor for this loan of {LOANER_NAME}. If the amount due is not repaid within the prescribed time, my payment responsibility as a guarantor shall apply — including at minimum the principal ₹{LOAN_AMOUNT} and the minimum interest for {MINIMUM_TENURE_MONTHS} months.</w:t>
+      </w:r>
+    </w:p>
+    <w:p>
+      <w:pPr>
+        <w:spacing w:before="160" w:after="40"/>
+      </w:pPr>
+      <w:r>
+        <w:rPr>
+          <w:b/>
+          <w:color w:val="8B1E1E"/>
+          <w:sz w:val="22"/>
+        </w:rPr>
+        <w:t>6. तीनों गारंटर / Three Guarantors</w:t>
+      </w:r>
+    </w:p>
+    <w:p>
+      <w:pPr>
+        <w:spacing w:after="80" w:before="0"/>
+      </w:pPr>
+      <w:r>
+        <w:rPr>
+          <w:b/>
+          <w:i w:val="0"/>
+          <w:sz w:val="20"/>
+        </w:rPr>
+        <w:t>1. {GUARANTOR_1_NAME}    2. {GUARANTOR_2_NAME}    3. {GUARANTOR_3_NAME}</w:t>
+      </w:r>
+    </w:p>
+    <w:p>
+      <w:pPr>
+        <w:spacing w:after="20" w:before="0"/>
+      </w:pPr>
+      <w:r>
+        <w:rPr>
+          <w:b w:val="0"/>
+          <w:i w:val="0"/>
+          <w:sz w:val="20"/>
+        </w:rPr>
+        <w:t>प्रत्येक गारंटर अपनी Consent स्वतंत्र रूप से स्वीकार या अस्वीकार करेगा।</w:t>
+      </w:r>
+    </w:p>
+    <w:p>
+      <w:pPr>
+        <w:spacing w:after="80" w:before="0"/>
+      </w:pPr>
+      <w:r>
+        <w:rPr>
+          <w:b w:val="0"/>
+          <w:i/>
+          <w:color w:val="555555"/>
+          <w:sz w:val="18"/>
+        </w:rPr>
+        <w:t>Each guarantor shall independently accept or decline their consent.</w:t>
+      </w:r>
+    </w:p>
+    <w:p>
+      <w:pPr>
+        <w:spacing w:before="160" w:after="40"/>
+      </w:pPr>
+      <w:r>
+        <w:rPr>
+          <w:b/>
+          <w:color w:val="8B1E1E"/>
+          <w:sz w:val="22"/>
+        </w:rPr>
+        <w:t>7. Loaner की Final Acceptance / Loaner Final Acceptance</w:t>
+      </w:r>
+    </w:p>
+    <w:p>
+      <w:pPr>
+        <w:spacing w:after="60" w:before="0"/>
+      </w:pPr>
+      <w:r>
+        <w:rPr>
+          <w:b w:val="0"/>
+          <w:i w:val="0"/>
+          <w:sz w:val="19"/>
+        </w:rPr>
+        <w:t>{LOANER_NAME} तब तक इस ऋण का Final Acceptance नहीं कर सकेगा/सकेगी जब तक सभी तीनों गारंटर अपनी Consent Accepted स्थिति में दर्ज नहीं कर देते।</w:t>
+      </w:r>
+    </w:p>
+    <w:tbl>
+      <w:tblPr>
+        <w:tblW w:type="auto" w:w="0"/>
+        <w:jc w:val="center"/>
+        <w:tblLook w:firstColumn="1" w:firstRow="1" w:lastColumn="0" w:lastRow="0" w:noHBand="0" w:noVBand="1" w:val="04A0"/>
+      </w:tblPr>
+      <w:tblGrid>
+        <w:gridCol w:w="4933"/>
+        <w:gridCol w:w="4933"/>
+      </w:tblGrid>
+      <w:tr>
+        <w:tc>
+          <w:tcPr>
+            <w:tcW w:type="dxa" w:w="2835"/>
+          </w:tcPr>
+          <w:p>
+            <w:r>
+              <w:rPr>
+                <w:b/>
+                <w:sz w:val="20"/>
+              </w:rPr>
+              <w:t>Guarantor 1:</w:t>
+            </w:r>
+          </w:p>
+        </w:tc>
+        <w:tc>
+          <w:tcPr>
+            <w:tcW w:type="dxa" w:w="3402"/>
+          </w:tcPr>
+          <w:p>
+            <w:r>
+              <w:rPr>
+                <w:sz w:val="20"/>
+              </w:rPr>
+              <w:t>{GUARANTOR_1_STATUS}</w:t>
+            </w:r>
+          </w:p>
+        </w:tc>
+      </w:tr>
+      <w:tr>
+        <w:tc>
+          <w:tcPr>
+            <w:tcW w:type="dxa" w:w="2835"/>
+          </w:tcPr>
+          <w:p>
+            <w:r>
+              <w:rPr>
+                <w:b/>
+                <w:sz w:val="20"/>
+              </w:rPr>
+              <w:t>Guarantor 2:</w:t>
+            </w:r>
+          </w:p>
+        </w:tc>
+        <w:tc>
+          <w:tcPr>
+            <w:tcW w:type="dxa" w:w="3402"/>
+          </w:tcPr>
+          <w:p>
+            <w:r>
+              <w:rPr>
+                <w:sz w:val="20"/>
+              </w:rPr>
+              <w:t>{GUARANTOR_2_STATUS}</w:t>
+            </w:r>
+          </w:p>
+        </w:tc>
+      </w:tr>
+      <w:tr>
+        <w:tc>
+          <w:tcPr>
+            <w:tcW w:type="dxa" w:w="2835"/>
+          </w:tcPr>
+          <w:p>
+            <w:r>
+              <w:rPr>
+                <w:b/>
+                <w:sz w:val="20"/>
+              </w:rPr>
+              <w:t>Guarantor 3:</w:t>
+            </w:r>
+          </w:p>
+        </w:tc>
+        <w:tc>
+          <w:tcPr>
+            <w:tcW w:type="dxa" w:w="3402"/>
+          </w:tcPr>
+          <w:p>
+            <w:r>
+              <w:rPr>
+                <w:sz w:val="20"/>
+              </w:rPr>
+              <w:t>{GUARANTOR_3_STATUS}</w:t>
+            </w:r>
+          </w:p>
+        </w:tc>
+      </w:tr>
+    </w:tbl>
+    <w:p>
+      <w:pPr>
+        <w:spacing w:after="80" w:before="40"/>
+      </w:pPr>
+      <w:r>
+        <w:rPr>
+          <w:b/>
+          <w:i w:val="0"/>
+          <w:color w:val="8B1E1E"/>
+          <w:sz w:val="21"/>
+        </w:rPr>
+        <w:t>{ACCEPTED_COUNT} / 3 GUARANTORS ACCEPTED</w:t>
+      </w:r>
+    </w:p>
+    <w:p>
+      <w:pPr>
+        <w:spacing w:after="60" w:before="0"/>
+      </w:pPr>
+      <w:r>
+        <w:rPr>
+          <w:b w:val="0"/>
+          <w:i w:val="0"/>
+          <w:sz w:val="19"/>
+        </w:rPr>
+        <w:t>यदि किसी भी गारंटर का Status Pending या Declined है, तो Loaner's Final Acceptance Locked रहेगा।</w:t>
+      </w:r>
+    </w:p>
+    <w:p>
+      <w:pPr>
+        <w:spacing w:before="160" w:after="40"/>
+      </w:pPr>
+      <w:r>
+        <w:rPr>
+          <w:b/>
+          <w:color w:val="8B1E1E"/>
+          <w:sz w:val="22"/>
+        </w:rPr>
+        <w:t>8. Consent की स्वतंत्रता / Voluntary Consent</w:t>
+      </w:r>
+    </w:p>
+    <w:p>
+      <w:pPr>
+        <w:spacing w:after="20" w:before="0"/>
+      </w:pPr>
+      <w:r>
+        <w:rPr>
+          <w:b w:val="0"/>
+          <w:i w:val="0"/>
+          <w:sz w:val="20"/>
+        </w:rPr>
+        <w:t>मैं पुष्टि करता/करती हूँ कि मैंने सभी शर्तें पढ़ी और समझी हैं तथा अपनी इच्छा से यह Consent स्वीकार करने का निर्णय लिया है। मुझ पर किसी प्रकार का अनुचित दबाव डालकर Consent स्वीकार नहीं कराया गया है।</w:t>
+      </w:r>
+    </w:p>
+    <w:p>
+      <w:pPr>
+        <w:spacing w:after="80" w:before="0"/>
+      </w:pPr>
+      <w:r>
+        <w:rPr>
+          <w:b w:val="0"/>
+          <w:i/>
+          <w:color w:val="555555"/>
+          <w:sz w:val="18"/>
+        </w:rPr>
+        <w:t>I confirm that I have read and understood all the terms and have voluntarily decided to provide this consent. I have not been forced or subjected to undue pressure.</w:t>
+      </w:r>
+    </w:p>
+    <w:p>
+      <w:pPr>
+        <w:spacing w:before="160" w:after="40"/>
+      </w:pPr>
+      <w:r>
+        <w:rPr>
+          <w:b/>
+          <w:color w:val="8B1E1E"/>
+          <w:sz w:val="22"/>
+        </w:rPr>
+        <w:t>9. डिजिटल Consent Record / Digital Consent Record</w:t>
+      </w:r>
+    </w:p>
+    <w:p>
+      <w:pPr>
+        <w:spacing w:after="20" w:before="0"/>
+      </w:pPr>
+      <w:r>
+        <w:rPr>
+          <w:b w:val="0"/>
+          <w:i w:val="0"/>
+          <w:sz w:val="20"/>
+        </w:rPr>
+        <w:t>मैं सहमत हूँ कि मेरे द्वारा दिया गया Consent डिजिटल रूप से रिकॉर्ड और सुरक्षित किया जा सकता है, जिसमें नाम, भूमिका, status, तिथि-समय, reference ID, और device/technical record शामिल हो सकता है।</w:t>
+      </w:r>
+    </w:p>
+    <w:p>
+      <w:pPr>
+        <w:spacing w:after="80" w:before="0"/>
+      </w:pPr>
+      <w:r>
+        <w:rPr>
+          <w:b w:val="0"/>
+          <w:i/>
+          <w:color w:val="555555"/>
+          <w:sz w:val="18"/>
+        </w:rPr>
+        <w:t>I agree that my consent may be digitally recorded and securely stored, including name, role, status, date &amp; time, reference ID, and device/technical record.</w:t>
+      </w:r>
+    </w:p>
+    <w:p>
+      <w:pPr>
+        <w:spacing w:before="160" w:after="40"/>
+      </w:pPr>
+      <w:r>
+        <w:rPr>
+          <w:b/>
+          <w:color w:val="8B1E1E"/>
+          <w:sz w:val="22"/>
+        </w:rPr>
+        <w:t>10. मेरी अंतिम घोषणा / Final Declaration</w:t>
+      </w:r>
+    </w:p>
+    <w:p>
+      <w:pPr>
+        <w:spacing w:after="20" w:before="0"/>
+      </w:pPr>
+      <w:r>
+        <w:rPr>
+          <w:b w:val="0"/>
+          <w:i w:val="0"/>
+          <w:sz w:val="20"/>
+        </w:rPr>
+        <w:t>मैंने ऊपर दिए गए ऋण संबंधी सभी विवरण, नियम एवं शर्तें तथा गारंटर के रूप में अपनी जिम्मेदारियां ध्यानपूर्वक पढ़ ली हैं और समझ ली हैं। मैं अपनी स्वेच्छा से इस ऋण के लिए गारंटर के रूप में Consent स्वीकार करता/करती हूँ।</w:t>
+      </w:r>
+    </w:p>
+    <w:p>
+      <w:pPr>
+        <w:spacing w:after="80" w:before="0"/>
+      </w:pPr>
+      <w:r>
+        <w:rPr>
+          <w:b w:val="0"/>
+          <w:i/>
+          <w:color w:val="555555"/>
+          <w:sz w:val="18"/>
+        </w:rPr>
+        <w:t>I have carefully read and understood all the above loan details, terms and conditions, and my responsibilities as a guarantor. I voluntarily provide my consent as a guarantor for this loan.</w:t>
+      </w:r>
+    </w:p>
+    <w:p>
+      <w:pPr>
+        <w:spacing w:after="80" w:before="40"/>
+        <w:pBdr>
+          <w:bottom w:val="single" w:sz="6" w:space="1" w:color="E0C99B"/>
+        </w:pBdr>
+      </w:pPr>
+    </w:p>
+    <w:p>
+      <w:pPr>
+        <w:spacing w:before="120" w:after="40"/>
         <w:jc w:val="center"/>
       </w:pPr>
       <w:r>
         <w:rPr>
-          <w:color w:val="888888"/>
+          <w:color w:val="555555"/>
+          <w:sz w:val="18"/>
+        </w:rPr>
+        <w:t>{%QR_CODE}</w:t>
+      </w:r>
+    </w:p>
+    <w:p>
+      <w:pPr>
+        <w:spacing w:after="0" w:before="0"/>
+        <w:jc w:val="center"/>
+      </w:pPr>
+      <w:r>
+        <w:rPr>
+          <w:b w:val="0"/>
+          <w:i w:val="0"/>
+          <w:color w:val="555555"/>
+          <w:sz w:val="17"/>
+        </w:rPr>
+        <w:t>यह दस्तावेज़ डिजिटल रूप से जनरेट किया गया है, अतः किसी हस्ताक्षर की आवश्यकता नहीं है। प्रामाणिकता जाँचने हेतु QR कोड स्कैन करें।</w:t>
+      </w:r>
+    </w:p>
+    <w:p>
+      <w:pPr>
+        <w:spacing w:after="40" w:before="0"/>
+        <w:jc w:val="center"/>
+      </w:pPr>
+      <w:r>
+        <w:rPr>
+          <w:b w:val="0"/>
+          <w:i/>
+          <w:color w:val="555555"/>
           <w:sz w:val="16"/>
         </w:rPr>
-        <w:t>Generated at / जनरेट किया गया: {GENERATED_AT}</w:t>
+        <w:t>This document is digitally generated, so no signature is required. Scan the QR code to verify authenticity.</w:t>
+      </w:r>
+    </w:p>
+    <w:p>
+      <w:pPr>
+        <w:spacing w:after="80" w:before="40"/>
+        <w:jc w:val="center"/>
+      </w:pPr>
+      <w:r>
+        <w:rPr>
+          <w:b w:val="0"/>
+          <w:i w:val="0"/>
+          <w:color w:val="555555"/>
+          <w:sz w:val="16"/>
+        </w:rPr>
+        <w:t>Generated at: {GENERATED_AT}</w:t>
       </w:r>
     </w:p>
     <w:sectPr>
+      <w:headerReference w:type="default" r:id="rId9"/>
       <w:pgSz w:w="11906" w:h="16838"/>
-      <w:pgMar w:top="1134" w:right="1134" w:bottom="1134" w:left="1134" w:header="720" w:footer="720" w:gutter="0"/>
+      <w:pgMar w:top="1020" w:right="1020" w:bottom="1020" w:left="1020" w:header="340" w:footer="720" w:gutter="0"/>
       <w:cols w:space="720"/>
       <w:docGrid w:linePitch="360"/>
     </w:sectPr>
   </w:body>
 </w:document>
+</file>
+
+<file path=word/header1.xml><?xml version="1.0" encoding="utf-8"?>
+<w:hdr xmlns:m="http://schemas.openxmlformats.org/officeDocument/2006/math" xmlns:mc="http://schemas.openxmlformats.org/markup-compatibility/2006" xmlns:mo="http://schemas.microsoft.com/office/mac/office/2008/main" xmlns:mv="urn:schemas-microsoft-com:mac:vml" xmlns:o="urn:schemas-microsoft-com:office:office" xmlns:r="http://schemas.openxmlformats.org/officeDocument/2006/relationships" xmlns:v="urn:schemas-microsoft-com:vml" xmlns:w10="urn:schemas-microsoft-com:office:word" xmlns:w14="http://schemas.microsoft.com/office/word/2010/wordml" xmlns:w="http://schemas.openxmlformats.org/wordprocessingml/2006/main" xmlns:wne="http://schemas.microsoft.com/office/word/2006/wordml" xmlns:wp14="http://schemas.microsoft.com/office/word/2010/wordprocessingDrawing" xmlns:wp="http://schemas.openxmlformats.org/drawingml/2006/wordprocessingDrawing" xmlns:wpc="http://schemas.microsoft.com/office/word/2010/wordprocessingCanvas" xmlns:wpg="http://schemas.microsoft.com/office/word/2010/wordprocessingGroup" xmlns:wpi="http://schemas.microsoft.com/office/word/2010/wordprocessingInk" xmlns:wps="http://schemas.microsoft.com/office/word/2010/wordprocessingShape" mc:Ignorable="w14 wp14">
+  <w:p>
+    <w:pPr>
+      <w:pStyle w:val="Header"/>
+      <w:jc w:val="center"/>
+      <w:spacing w:before="2000"/>
+    </w:pPr>
+    <w:r>
+      <w:drawing>
+        <wp:inline xmlns:a="http://schemas.openxmlformats.org/drawingml/2006/main" xmlns:pic="http://schemas.openxmlformats.org/drawingml/2006/picture">
+          <wp:extent cx="4320000" cy="4320000"/>
+          <wp:docPr id="1" name="Picture 1"/>
+          <wp:cNvGraphicFramePr>
+            <a:graphicFrameLocks noChangeAspect="1"/>
+          </wp:cNvGraphicFramePr>
+          <a:graphic>
+            <a:graphicData uri="http://schemas.openxmlformats.org/drawingml/2006/picture">
+              <pic:pic>
+                <pic:nvPicPr>
+                  <pic:cNvPr id="0" name="watermark.png"/>
+                  <pic:cNvPicPr/>
+                </pic:nvPicPr>
+                <pic:blipFill>
+                  <a:blip r:embed="rId1"/>
+                  <a:stretch>
+                    <a:fillRect/>
+                  </a:stretch>
+                </pic:blipFill>
+                <pic:spPr>
+                  <a:xfrm>
+                    <a:off x="0" y="0"/>
+                    <a:ext cx="4320000" cy="4320000"/>
+                  </a:xfrm>
+                  <a:prstGeom prst="rect"/>
+                </pic:spPr>
+              </pic:pic>
+            </a:graphicData>
+          </a:graphic>
+        </wp:inline>
+      </w:drawing>
+    </w:r>
+  </w:p>
+</w:hdr>
 </file>
 
 <file path=word/numbering.xml><?xml version="1.0" encoding="utf-8"?>
@@ -606,6 +1459,10 @@
     <w:name w:val="Normal"/>
     <w:qFormat/>
     <w:rsid w:val="00FC693F"/>
+    <w:rPr>
+      <w:rFonts w:ascii="Noto Sans Devanagari" w:hAnsi="Noto Sans Devanagari" w:cs="Noto Sans Devanagari"/>
+      <w:sz w:val="21"/>
+    </w:rPr>
   </w:style>
   <w:style w:type="paragraph" w:styleId="Header">
     <w:name w:val="header"/>

--- a/mgmt/frontend/public/sample-templates/consent-guarantor-sample.docx
+++ b/mgmt/frontend/public/sample-templates/consent-guarantor-sample.docx
@@ -4,13 +4,13 @@
   <w:body>
     <w:p>
       <w:pPr>
-        <w:spacing w:after="40"/>
+        <w:spacing w:after="20"/>
         <w:jc w:val="center"/>
       </w:pPr>
       <w:r>
         <w:drawing>
           <wp:inline xmlns:a="http://schemas.openxmlformats.org/drawingml/2006/main" xmlns:pic="http://schemas.openxmlformats.org/drawingml/2006/picture">
-            <wp:extent cx="792000" cy="792000"/>
+            <wp:extent cx="720000" cy="720000"/>
             <wp:docPr id="1" name="Picture 1"/>
             <wp:cNvGraphicFramePr>
               <a:graphicFrameLocks noChangeAspect="1"/>
@@ -31,7 +31,7 @@
                   <pic:spPr>
                     <a:xfrm>
                       <a:off x="0" y="0"/>
-                      <a:ext cx="792000" cy="792000"/>
+                      <a:ext cx="720000" cy="720000"/>
                     </a:xfrm>
                     <a:prstGeom prst="rect"/>
                   </pic:spPr>
@@ -59,7 +59,7 @@
     </w:p>
     <w:p>
       <w:pPr>
-        <w:spacing w:after="40" w:before="0"/>
+        <w:spacing w:after="20" w:before="0"/>
         <w:jc w:val="center"/>
       </w:pPr>
       <w:r>
@@ -89,7 +89,7 @@
     </w:p>
     <w:p>
       <w:pPr>
-        <w:spacing w:after="40" w:before="0"/>
+        <w:spacing w:after="20" w:before="0"/>
         <w:jc w:val="center"/>
       </w:pPr>
       <w:r>
@@ -104,7 +104,7 @@
     </w:p>
     <w:p>
       <w:pPr>
-        <w:spacing w:after="80" w:before="40"/>
+        <w:spacing w:after="60" w:before="20"/>
         <w:pBdr>
           <w:bottom w:val="single" w:sz="6" w:space="1" w:color="E0C99B"/>
         </w:pBdr>
@@ -112,7 +112,7 @@
     </w:p>
     <w:p>
       <w:pPr>
-        <w:spacing w:before="160" w:after="40"/>
+        <w:spacing w:before="120" w:after="20"/>
       </w:pPr>
       <w:r>
         <w:rPr>
@@ -130,8 +130,8 @@
         <w:tblLook w:firstColumn="1" w:firstRow="1" w:lastColumn="0" w:lastRow="0" w:noHBand="0" w:noVBand="1" w:val="04A0"/>
       </w:tblPr>
       <w:tblGrid>
-        <w:gridCol w:w="4933"/>
-        <w:gridCol w:w="4933"/>
+        <w:gridCol w:w="4989"/>
+        <w:gridCol w:w="4989"/>
       </w:tblGrid>
       <w:tr>
         <w:tc>
@@ -139,6 +139,9 @@
             <w:tcW w:type="dxa" w:w="3969"/>
           </w:tcPr>
           <w:p>
+            <w:pPr>
+              <w:spacing w:after="20"/>
+            </w:pPr>
             <w:r>
               <w:rPr>
                 <w:b/>
@@ -153,6 +156,9 @@
             <w:tcW w:type="dxa" w:w="5669"/>
           </w:tcPr>
           <w:p>
+            <w:pPr>
+              <w:spacing w:after="20"/>
+            </w:pPr>
             <w:r>
               <w:rPr>
                 <w:sz w:val="20"/>
@@ -168,6 +174,9 @@
             <w:tcW w:type="dxa" w:w="3969"/>
           </w:tcPr>
           <w:p>
+            <w:pPr>
+              <w:spacing w:after="20"/>
+            </w:pPr>
             <w:r>
               <w:rPr>
                 <w:b/>
@@ -182,6 +191,9 @@
             <w:tcW w:type="dxa" w:w="5669"/>
           </w:tcPr>
           <w:p>
+            <w:pPr>
+              <w:spacing w:after="20"/>
+            </w:pPr>
             <w:r>
               <w:rPr>
                 <w:sz w:val="20"/>
@@ -197,6 +209,9 @@
             <w:tcW w:type="dxa" w:w="3969"/>
           </w:tcPr>
           <w:p>
+            <w:pPr>
+              <w:spacing w:after="20"/>
+            </w:pPr>
             <w:r>
               <w:rPr>
                 <w:b/>
@@ -211,6 +226,9 @@
             <w:tcW w:type="dxa" w:w="5669"/>
           </w:tcPr>
           <w:p>
+            <w:pPr>
+              <w:spacing w:after="20"/>
+            </w:pPr>
             <w:r>
               <w:rPr>
                 <w:sz w:val="20"/>
@@ -226,6 +244,9 @@
             <w:tcW w:type="dxa" w:w="3969"/>
           </w:tcPr>
           <w:p>
+            <w:pPr>
+              <w:spacing w:after="20"/>
+            </w:pPr>
             <w:r>
               <w:rPr>
                 <w:b/>
@@ -240,6 +261,9 @@
             <w:tcW w:type="dxa" w:w="5669"/>
           </w:tcPr>
           <w:p>
+            <w:pPr>
+              <w:spacing w:after="20"/>
+            </w:pPr>
             <w:r>
               <w:rPr>
                 <w:sz w:val="20"/>
@@ -255,6 +279,9 @@
             <w:tcW w:type="dxa" w:w="3969"/>
           </w:tcPr>
           <w:p>
+            <w:pPr>
+              <w:spacing w:after="20"/>
+            </w:pPr>
             <w:r>
               <w:rPr>
                 <w:b/>
@@ -269,6 +296,9 @@
             <w:tcW w:type="dxa" w:w="5669"/>
           </w:tcPr>
           <w:p>
+            <w:pPr>
+              <w:spacing w:after="20"/>
+            </w:pPr>
             <w:r>
               <w:rPr>
                 <w:sz w:val="20"/>
@@ -284,6 +314,9 @@
             <w:tcW w:type="dxa" w:w="3969"/>
           </w:tcPr>
           <w:p>
+            <w:pPr>
+              <w:spacing w:after="20"/>
+            </w:pPr>
             <w:r>
               <w:rPr>
                 <w:b/>
@@ -298,6 +331,9 @@
             <w:tcW w:type="dxa" w:w="5669"/>
           </w:tcPr>
           <w:p>
+            <w:pPr>
+              <w:spacing w:after="20"/>
+            </w:pPr>
             <w:r>
               <w:rPr>
                 <w:sz w:val="20"/>
@@ -313,6 +349,9 @@
             <w:tcW w:type="dxa" w:w="3969"/>
           </w:tcPr>
           <w:p>
+            <w:pPr>
+              <w:spacing w:after="20"/>
+            </w:pPr>
             <w:r>
               <w:rPr>
                 <w:b/>
@@ -327,6 +366,9 @@
             <w:tcW w:type="dxa" w:w="5669"/>
           </w:tcPr>
           <w:p>
+            <w:pPr>
+              <w:spacing w:after="20"/>
+            </w:pPr>
             <w:r>
               <w:rPr>
                 <w:sz w:val="20"/>
@@ -339,7 +381,7 @@
     </w:tbl>
     <w:p>
       <w:pPr>
-        <w:spacing w:before="160" w:after="40"/>
+        <w:spacing w:before="120" w:after="20"/>
       </w:pPr>
       <w:r>
         <w:rPr>
@@ -357,8 +399,8 @@
         <w:tblLook w:firstColumn="1" w:firstRow="1" w:lastColumn="0" w:lastRow="0" w:noHBand="0" w:noVBand="1" w:val="04A0"/>
       </w:tblPr>
       <w:tblGrid>
-        <w:gridCol w:w="4933"/>
-        <w:gridCol w:w="4933"/>
+        <w:gridCol w:w="4989"/>
+        <w:gridCol w:w="4989"/>
       </w:tblGrid>
       <w:tr>
         <w:tc>
@@ -366,6 +408,9 @@
             <w:tcW w:type="dxa" w:w="3969"/>
           </w:tcPr>
           <w:p>
+            <w:pPr>
+              <w:spacing w:after="20"/>
+            </w:pPr>
             <w:r>
               <w:rPr>
                 <w:b/>
@@ -380,6 +425,9 @@
             <w:tcW w:type="dxa" w:w="5669"/>
           </w:tcPr>
           <w:p>
+            <w:pPr>
+              <w:spacing w:after="20"/>
+            </w:pPr>
             <w:r>
               <w:rPr>
                 <w:sz w:val="20"/>
@@ -395,6 +443,9 @@
             <w:tcW w:type="dxa" w:w="3969"/>
           </w:tcPr>
           <w:p>
+            <w:pPr>
+              <w:spacing w:after="20"/>
+            </w:pPr>
             <w:r>
               <w:rPr>
                 <w:b/>
@@ -409,6 +460,9 @@
             <w:tcW w:type="dxa" w:w="5669"/>
           </w:tcPr>
           <w:p>
+            <w:pPr>
+              <w:spacing w:after="20"/>
+            </w:pPr>
             <w:r>
               <w:rPr>
                 <w:sz w:val="20"/>
@@ -424,6 +478,9 @@
             <w:tcW w:type="dxa" w:w="3969"/>
           </w:tcPr>
           <w:p>
+            <w:pPr>
+              <w:spacing w:after="20"/>
+            </w:pPr>
             <w:r>
               <w:rPr>
                 <w:b/>
@@ -438,6 +495,9 @@
             <w:tcW w:type="dxa" w:w="5669"/>
           </w:tcPr>
           <w:p>
+            <w:pPr>
+              <w:spacing w:after="20"/>
+            </w:pPr>
             <w:r>
               <w:rPr>
                 <w:sz w:val="20"/>
@@ -453,6 +513,9 @@
             <w:tcW w:type="dxa" w:w="3969"/>
           </w:tcPr>
           <w:p>
+            <w:pPr>
+              <w:spacing w:after="20"/>
+            </w:pPr>
             <w:r>
               <w:rPr>
                 <w:b/>
@@ -467,6 +530,9 @@
             <w:tcW w:type="dxa" w:w="5669"/>
           </w:tcPr>
           <w:p>
+            <w:pPr>
+              <w:spacing w:after="20"/>
+            </w:pPr>
             <w:r>
               <w:rPr>
                 <w:sz w:val="20"/>
@@ -492,7 +558,7 @@
     </w:p>
     <w:p>
       <w:pPr>
-        <w:spacing w:after="80" w:before="0"/>
+        <w:spacing w:after="60" w:before="0"/>
       </w:pPr>
       <w:r>
         <w:rPr>
@@ -506,7 +572,7 @@
     </w:p>
     <w:p>
       <w:pPr>
-        <w:spacing w:before="160" w:after="40"/>
+        <w:spacing w:before="120" w:after="20"/>
       </w:pPr>
       <w:r>
         <w:rPr>
@@ -532,7 +598,7 @@
     </w:p>
     <w:p>
       <w:pPr>
-        <w:spacing w:after="80" w:before="0"/>
+        <w:spacing w:after="60" w:before="0"/>
       </w:pPr>
       <w:r>
         <w:rPr>
@@ -546,7 +612,7 @@
     </w:p>
     <w:p>
       <w:pPr>
-        <w:spacing w:before="160" w:after="40"/>
+        <w:spacing w:before="120" w:after="20"/>
       </w:pPr>
       <w:r>
         <w:rPr>
@@ -559,7 +625,7 @@
     </w:p>
     <w:p>
       <w:pPr>
-        <w:spacing w:after="60" w:before="0"/>
+        <w:spacing w:after="40" w:before="0"/>
       </w:pPr>
       <w:r>
         <w:rPr>
@@ -572,7 +638,7 @@
     </w:p>
     <w:p>
       <w:pPr>
-        <w:spacing w:after="60" w:before="0"/>
+        <w:spacing w:after="40" w:before="0"/>
       </w:pPr>
       <w:r>
         <w:rPr>
@@ -585,7 +651,7 @@
     </w:p>
     <w:p>
       <w:pPr>
-        <w:spacing w:after="60" w:before="0"/>
+        <w:spacing w:after="40" w:before="0"/>
       </w:pPr>
       <w:r>
         <w:rPr>
@@ -598,7 +664,7 @@
     </w:p>
     <w:p>
       <w:pPr>
-        <w:spacing w:after="60" w:before="0"/>
+        <w:spacing w:after="40" w:before="0"/>
       </w:pPr>
       <w:r>
         <w:rPr>
@@ -611,7 +677,7 @@
     </w:p>
     <w:p>
       <w:pPr>
-        <w:spacing w:before="160" w:after="40"/>
+        <w:spacing w:before="120" w:after="20"/>
       </w:pPr>
       <w:r>
         <w:rPr>
@@ -637,7 +703,7 @@
     </w:p>
     <w:p>
       <w:pPr>
-        <w:spacing w:after="80" w:before="0"/>
+        <w:spacing w:after="60" w:before="0"/>
       </w:pPr>
       <w:r>
         <w:rPr>
@@ -651,7 +717,7 @@
     </w:p>
     <w:p>
       <w:pPr>
-        <w:spacing w:before="160" w:after="40"/>
+        <w:spacing w:before="120" w:after="20"/>
       </w:pPr>
       <w:r>
         <w:rPr>
@@ -664,7 +730,7 @@
     </w:p>
     <w:p>
       <w:pPr>
-        <w:spacing w:after="80" w:before="0"/>
+        <w:spacing w:after="60" w:before="0"/>
       </w:pPr>
       <w:r>
         <w:rPr>
@@ -690,7 +756,7 @@
     </w:p>
     <w:p>
       <w:pPr>
-        <w:spacing w:after="80" w:before="0"/>
+        <w:spacing w:after="60" w:before="0"/>
       </w:pPr>
       <w:r>
         <w:rPr>
@@ -704,7 +770,7 @@
     </w:p>
     <w:p>
       <w:pPr>
-        <w:spacing w:before="160" w:after="40"/>
+        <w:spacing w:before="120" w:after="20"/>
       </w:pPr>
       <w:r>
         <w:rPr>
@@ -717,7 +783,7 @@
     </w:p>
     <w:p>
       <w:pPr>
-        <w:spacing w:after="60" w:before="0"/>
+        <w:spacing w:after="40" w:before="0"/>
       </w:pPr>
       <w:r>
         <w:rPr>
@@ -735,8 +801,8 @@
         <w:tblLook w:firstColumn="1" w:firstRow="1" w:lastColumn="0" w:lastRow="0" w:noHBand="0" w:noVBand="1" w:val="04A0"/>
       </w:tblPr>
       <w:tblGrid>
-        <w:gridCol w:w="4933"/>
-        <w:gridCol w:w="4933"/>
+        <w:gridCol w:w="4989"/>
+        <w:gridCol w:w="4989"/>
       </w:tblGrid>
       <w:tr>
         <w:tc>
@@ -744,6 +810,9 @@
             <w:tcW w:type="dxa" w:w="2835"/>
           </w:tcPr>
           <w:p>
+            <w:pPr>
+              <w:spacing w:after="20"/>
+            </w:pPr>
             <w:r>
               <w:rPr>
                 <w:b/>
@@ -758,6 +827,9 @@
             <w:tcW w:type="dxa" w:w="3402"/>
           </w:tcPr>
           <w:p>
+            <w:pPr>
+              <w:spacing w:after="20"/>
+            </w:pPr>
             <w:r>
               <w:rPr>
                 <w:sz w:val="20"/>
@@ -773,6 +845,9 @@
             <w:tcW w:type="dxa" w:w="2835"/>
           </w:tcPr>
           <w:p>
+            <w:pPr>
+              <w:spacing w:after="20"/>
+            </w:pPr>
             <w:r>
               <w:rPr>
                 <w:b/>
@@ -787,6 +862,9 @@
             <w:tcW w:type="dxa" w:w="3402"/>
           </w:tcPr>
           <w:p>
+            <w:pPr>
+              <w:spacing w:after="20"/>
+            </w:pPr>
             <w:r>
               <w:rPr>
                 <w:sz w:val="20"/>
@@ -802,6 +880,9 @@
             <w:tcW w:type="dxa" w:w="2835"/>
           </w:tcPr>
           <w:p>
+            <w:pPr>
+              <w:spacing w:after="20"/>
+            </w:pPr>
             <w:r>
               <w:rPr>
                 <w:b/>
@@ -816,6 +897,9 @@
             <w:tcW w:type="dxa" w:w="3402"/>
           </w:tcPr>
           <w:p>
+            <w:pPr>
+              <w:spacing w:after="20"/>
+            </w:pPr>
             <w:r>
               <w:rPr>
                 <w:sz w:val="20"/>
@@ -828,7 +912,7 @@
     </w:tbl>
     <w:p>
       <w:pPr>
-        <w:spacing w:after="80" w:before="40"/>
+        <w:spacing w:after="60" w:before="40"/>
       </w:pPr>
       <w:r>
         <w:rPr>
@@ -842,7 +926,7 @@
     </w:p>
     <w:p>
       <w:pPr>
-        <w:spacing w:after="60" w:before="0"/>
+        <w:spacing w:after="40" w:before="0"/>
       </w:pPr>
       <w:r>
         <w:rPr>
@@ -855,7 +939,7 @@
     </w:p>
     <w:p>
       <w:pPr>
-        <w:spacing w:before="160" w:after="40"/>
+        <w:spacing w:before="120" w:after="20"/>
       </w:pPr>
       <w:r>
         <w:rPr>
@@ -881,7 +965,7 @@
     </w:p>
     <w:p>
       <w:pPr>
-        <w:spacing w:after="80" w:before="0"/>
+        <w:spacing w:after="60" w:before="0"/>
       </w:pPr>
       <w:r>
         <w:rPr>
@@ -895,7 +979,7 @@
     </w:p>
     <w:p>
       <w:pPr>
-        <w:spacing w:before="160" w:after="40"/>
+        <w:spacing w:before="120" w:after="20"/>
       </w:pPr>
       <w:r>
         <w:rPr>
@@ -921,7 +1005,7 @@
     </w:p>
     <w:p>
       <w:pPr>
-        <w:spacing w:after="80" w:before="0"/>
+        <w:spacing w:after="60" w:before="0"/>
       </w:pPr>
       <w:r>
         <w:rPr>
@@ -935,7 +1019,7 @@
     </w:p>
     <w:p>
       <w:pPr>
-        <w:spacing w:before="160" w:after="40"/>
+        <w:spacing w:before="120" w:after="20"/>
       </w:pPr>
       <w:r>
         <w:rPr>
@@ -961,7 +1045,7 @@
     </w:p>
     <w:p>
       <w:pPr>
-        <w:spacing w:after="80" w:before="0"/>
+        <w:spacing w:after="60" w:before="0"/>
       </w:pPr>
       <w:r>
         <w:rPr>
@@ -975,7 +1059,7 @@
     </w:p>
     <w:p>
       <w:pPr>
-        <w:spacing w:after="80" w:before="40"/>
+        <w:spacing w:after="60" w:before="20"/>
         <w:pBdr>
           <w:bottom w:val="single" w:sz="6" w:space="1" w:color="E0C99B"/>
         </w:pBdr>
@@ -983,7 +1067,7 @@
     </w:p>
     <w:p>
       <w:pPr>
-        <w:spacing w:before="120" w:after="40"/>
+        <w:spacing w:before="80" w:after="20"/>
         <w:jc w:val="center"/>
       </w:pPr>
       <w:r>
@@ -1004,14 +1088,14 @@
           <w:b w:val="0"/>
           <w:i w:val="0"/>
           <w:color w:val="555555"/>
-          <w:sz w:val="17"/>
+          <w:sz w:val="16"/>
         </w:rPr>
         <w:t>यह दस्तावेज़ डिजिटल रूप से जनरेट किया गया है, अतः किसी हस्ताक्षर की आवश्यकता नहीं है। प्रामाणिकता जाँचने हेतु QR कोड स्कैन करें।</w:t>
       </w:r>
     </w:p>
     <w:p>
       <w:pPr>
-        <w:spacing w:after="40" w:before="0"/>
+        <w:spacing w:after="20" w:before="0"/>
         <w:jc w:val="center"/>
       </w:pPr>
       <w:r>
@@ -1019,14 +1103,14 @@
           <w:b w:val="0"/>
           <w:i/>
           <w:color w:val="555555"/>
-          <w:sz w:val="16"/>
+          <w:sz w:val="15"/>
         </w:rPr>
         <w:t>This document is digitally generated, so no signature is required. Scan the QR code to verify authenticity.</w:t>
       </w:r>
     </w:p>
     <w:p>
       <w:pPr>
-        <w:spacing w:after="80" w:before="40"/>
+        <w:spacing w:after="60" w:before="20"/>
         <w:jc w:val="center"/>
       </w:pPr>
       <w:r>
@@ -1042,7 +1126,7 @@
     <w:sectPr>
       <w:headerReference w:type="default" r:id="rId9"/>
       <w:pgSz w:w="11906" w:h="16838"/>
-      <w:pgMar w:top="1020" w:right="1020" w:bottom="1020" w:left="1020" w:header="340" w:footer="720" w:gutter="0"/>
+      <w:pgMar w:top="964" w:right="964" w:bottom="964" w:left="964" w:header="227" w:footer="227" w:gutter="0"/>
       <w:cols w:space="720"/>
       <w:docGrid w:linePitch="360"/>
     </w:sectPr>
@@ -1056,13 +1140,21 @@
     <w:pPr>
       <w:pStyle w:val="Header"/>
       <w:jc w:val="center"/>
-      <w:spacing w:before="2000"/>
-    </w:pPr>
-    <w:r>
+    </w:pPr>
+    <w:r xmlns:a="http://schemas.openxmlformats.org/drawingml/2006/main" xmlns:pic="http://schemas.openxmlformats.org/drawingml/2006/picture">
       <w:drawing>
-        <wp:inline xmlns:a="http://schemas.openxmlformats.org/drawingml/2006/main" xmlns:pic="http://schemas.openxmlformats.org/drawingml/2006/picture">
-          <wp:extent cx="4320000" cy="4320000"/>
-          <wp:docPr id="1" name="Picture 1"/>
+        <wp:anchor distT="0" distB="0" distL="0" distR="0" simplePos="0" relativeHeight="0" behindDoc="1" locked="0" layoutInCell="1" allowOverlap="1">
+          <wp:simplePos x="0" y="0"/>
+          <wp:positionH relativeFrom="page">
+            <wp:align>center</wp:align>
+          </wp:positionH>
+          <wp:positionV relativeFrom="page">
+            <wp:align>center</wp:align>
+          </wp:positionV>
+          <wp:extent cx="3960000" cy="3960000"/>
+          <wp:effectExtent l="0" t="0" r="0" b="0"/>
+          <wp:wrapNone/>
+          <wp:docPr id="1006" name="Watermark1006"/>
           <wp:cNvGraphicFramePr>
             <a:graphicFrameLocks noChangeAspect="1"/>
           </wp:cNvGraphicFramePr>
@@ -1070,7 +1162,7 @@
             <a:graphicData uri="http://schemas.openxmlformats.org/drawingml/2006/picture">
               <pic:pic>
                 <pic:nvPicPr>
-                  <pic:cNvPr id="0" name="watermark.png"/>
+                  <pic:cNvPr id="1006" name="Watermark1006"/>
                   <pic:cNvPicPr/>
                 </pic:nvPicPr>
                 <pic:blipFill>
@@ -1082,14 +1174,16 @@
                 <pic:spPr>
                   <a:xfrm>
                     <a:off x="0" y="0"/>
-                    <a:ext cx="4320000" cy="4320000"/>
+                    <a:ext cx="3960000" cy="3960000"/>
                   </a:xfrm>
-                  <a:prstGeom prst="rect"/>
+                  <a:prstGeom prst="rect">
+                    <a:avLst/>
+                  </a:prstGeom>
                 </pic:spPr>
               </pic:pic>
             </a:graphicData>
           </a:graphic>
-        </wp:inline>
+        </wp:anchor>
       </w:drawing>
     </w:r>
   </w:p>
@@ -1459,6 +1553,9 @@
     <w:name w:val="Normal"/>
     <w:qFormat/>
     <w:rsid w:val="00FC693F"/>
+    <w:pPr>
+      <w:spacing w:after="0" w:line="240" w:lineRule="auto"/>
+    </w:pPr>
     <w:rPr>
       <w:rFonts w:ascii="Noto Sans Devanagari" w:hAnsi="Noto Sans Devanagari" w:cs="Noto Sans Devanagari"/>
       <w:sz w:val="21"/>

--- a/mgmt/frontend/public/sample-templates/consent-guarantor-sample.docx
+++ b/mgmt/frontend/public/sample-templates/consent-guarantor-sample.docx
@@ -4,13 +4,13 @@
   <w:body>
     <w:p>
       <w:pPr>
-        <w:spacing w:after="20"/>
+        <w:spacing w:after="0"/>
         <w:jc w:val="center"/>
       </w:pPr>
       <w:r>
         <w:drawing>
           <wp:inline xmlns:a="http://schemas.openxmlformats.org/drawingml/2006/main" xmlns:pic="http://schemas.openxmlformats.org/drawingml/2006/picture">
-            <wp:extent cx="720000" cy="720000"/>
+            <wp:extent cx="648000" cy="648000"/>
             <wp:docPr id="1" name="Picture 1"/>
             <wp:cNvGraphicFramePr>
               <a:graphicFrameLocks noChangeAspect="1"/>
@@ -31,7 +31,7 @@
                   <pic:spPr>
                     <a:xfrm>
                       <a:off x="0" y="0"/>
-                      <a:ext cx="720000" cy="720000"/>
+                      <a:ext cx="648000" cy="648000"/>
                     </a:xfrm>
                     <a:prstGeom prst="rect"/>
                   </pic:spPr>
@@ -50,9 +50,10 @@
       <w:r>
         <w:rPr>
           <w:b/>
-          <w:i w:val="0"/>
           <w:color w:val="8B1E1E"/>
-          <w:sz w:val="26"/>
+          <w:sz w:val="24"/>
+          <w:szCs w:val="24"/>
+          <w:bCs w:val="1"/>
         </w:rPr>
         <w:t>नवयुवक छठ पूजा समिति</w:t>
       </w:r>
@@ -65,9 +66,10 @@
       <w:r>
         <w:rPr>
           <w:b/>
-          <w:i w:val="0"/>
           <w:color w:val="F1922A"/>
-          <w:sz w:val="18"/>
+          <w:sz w:val="16"/>
+          <w:szCs w:val="16"/>
+          <w:bCs w:val="1"/>
         </w:rPr>
         <w:t>NAVYUVAK CHHATH PUJA SAMITI · EST. 2017</w:t>
       </w:r>
@@ -80,9 +82,10 @@
       <w:r>
         <w:rPr>
           <w:b/>
-          <w:i w:val="0"/>
           <w:color w:val="222222"/>
-          <w:sz w:val="22"/>
+          <w:sz w:val="21"/>
+          <w:szCs w:val="21"/>
+          <w:bCs w:val="1"/>
         </w:rPr>
         <w:t>ऋण गारंटर Consent एवं नियम एवं शर्तें</w:t>
       </w:r>
@@ -95,16 +98,17 @@
       <w:r>
         <w:rPr>
           <w:b/>
-          <w:i w:val="0"/>
           <w:color w:val="555555"/>
-          <w:sz w:val="19"/>
+          <w:sz w:val="18"/>
+          <w:szCs w:val="18"/>
+          <w:bCs w:val="1"/>
         </w:rPr>
         <w:t>LOAN GUARANTOR CONSENT &amp; TERMS AND CONDITIONS</w:t>
       </w:r>
     </w:p>
     <w:p>
       <w:pPr>
-        <w:spacing w:after="60" w:before="20"/>
+        <w:spacing w:after="40" w:before="20"/>
         <w:pBdr>
           <w:bottom w:val="single" w:sz="6" w:space="1" w:color="E0C99B"/>
         </w:pBdr>
@@ -112,13 +116,15 @@
     </w:p>
     <w:p>
       <w:pPr>
-        <w:spacing w:before="120" w:after="20"/>
+        <w:spacing w:before="100" w:after="20"/>
       </w:pPr>
       <w:r>
         <w:rPr>
           <w:b/>
           <w:color w:val="8B1E1E"/>
-          <w:sz w:val="22"/>
+          <w:sz w:val="21"/>
+          <w:szCs w:val="21"/>
+          <w:bCs w:val="1"/>
         </w:rPr>
         <w:t>1. ऋण संबंधी विवरण / Loan Details</w:t>
       </w:r>
@@ -130,8 +136,8 @@
         <w:tblLook w:firstColumn="1" w:firstRow="1" w:lastColumn="0" w:lastRow="0" w:noHBand="0" w:noVBand="1" w:val="04A0"/>
       </w:tblPr>
       <w:tblGrid>
-        <w:gridCol w:w="4989"/>
-        <w:gridCol w:w="4989"/>
+        <w:gridCol w:w="5046"/>
+        <w:gridCol w:w="5046"/>
       </w:tblGrid>
       <w:tr>
         <w:tc>
@@ -140,12 +146,14 @@
           </w:tcPr>
           <w:p>
             <w:pPr>
-              <w:spacing w:after="20"/>
+              <w:spacing w:after="0"/>
             </w:pPr>
             <w:r>
               <w:rPr>
                 <w:b/>
-                <w:sz w:val="20"/>
+                <w:sz w:val="19"/>
+                <w:szCs w:val="19"/>
+                <w:bCs w:val="1"/>
               </w:rPr>
               <w:t>Consenting Guarantor / गारंटर:</w:t>
             </w:r>
@@ -157,11 +165,12 @@
           </w:tcPr>
           <w:p>
             <w:pPr>
-              <w:spacing w:after="20"/>
+              <w:spacing w:after="0"/>
             </w:pPr>
             <w:r>
               <w:rPr>
-                <w:sz w:val="20"/>
+                <w:sz w:val="19"/>
+                <w:szCs w:val="19"/>
               </w:rPr>
               <w:t>{GUARANTOR_NAME}</w:t>
             </w:r>
@@ -175,12 +184,14 @@
           </w:tcPr>
           <w:p>
             <w:pPr>
-              <w:spacing w:after="20"/>
+              <w:spacing w:after="0"/>
             </w:pPr>
             <w:r>
               <w:rPr>
                 <w:b/>
-                <w:sz w:val="20"/>
+                <w:sz w:val="19"/>
+                <w:szCs w:val="19"/>
+                <w:bCs w:val="1"/>
               </w:rPr>
               <w:t>ऋण प्राप्तकर्ता / Loaner:</w:t>
             </w:r>
@@ -192,11 +203,12 @@
           </w:tcPr>
           <w:p>
             <w:pPr>
-              <w:spacing w:after="20"/>
+              <w:spacing w:after="0"/>
             </w:pPr>
             <w:r>
               <w:rPr>
-                <w:sz w:val="20"/>
+                <w:sz w:val="19"/>
+                <w:szCs w:val="19"/>
               </w:rPr>
               <w:t>{LOANER_NAME}</w:t>
             </w:r>
@@ -210,12 +222,14 @@
           </w:tcPr>
           <w:p>
             <w:pPr>
-              <w:spacing w:after="20"/>
+              <w:spacing w:after="0"/>
             </w:pPr>
             <w:r>
               <w:rPr>
                 <w:b/>
-                <w:sz w:val="20"/>
+                <w:sz w:val="19"/>
+                <w:szCs w:val="19"/>
+                <w:bCs w:val="1"/>
               </w:rPr>
               <w:t>मूलधन / Principal Loan Amount:</w:t>
             </w:r>
@@ -227,11 +241,12 @@
           </w:tcPr>
           <w:p>
             <w:pPr>
-              <w:spacing w:after="20"/>
+              <w:spacing w:after="0"/>
             </w:pPr>
             <w:r>
               <w:rPr>
-                <w:sz w:val="20"/>
+                <w:sz w:val="19"/>
+                <w:szCs w:val="19"/>
               </w:rPr>
               <w:t>₹{LOAN_AMOUNT}</w:t>
             </w:r>
@@ -245,12 +260,14 @@
           </w:tcPr>
           <w:p>
             <w:pPr>
-              <w:spacing w:after="20"/>
+              <w:spacing w:after="0"/>
             </w:pPr>
             <w:r>
               <w:rPr>
                 <w:b/>
-                <w:sz w:val="20"/>
+                <w:sz w:val="19"/>
+                <w:szCs w:val="19"/>
+                <w:bCs w:val="1"/>
               </w:rPr>
               <w:t>मासिक ब्याज दर / Monthly Interest Rate:</w:t>
             </w:r>
@@ -262,11 +279,12 @@
           </w:tcPr>
           <w:p>
             <w:pPr>
-              <w:spacing w:after="20"/>
+              <w:spacing w:after="0"/>
             </w:pPr>
             <w:r>
               <w:rPr>
-                <w:sz w:val="20"/>
+                <w:sz w:val="19"/>
+                <w:szCs w:val="19"/>
               </w:rPr>
               <w:t>{MONTHLY_INTEREST_RATE}% प्रति माह / per month</w:t>
             </w:r>
@@ -280,12 +298,14 @@
           </w:tcPr>
           <w:p>
             <w:pPr>
-              <w:spacing w:after="20"/>
+              <w:spacing w:after="0"/>
             </w:pPr>
             <w:r>
               <w:rPr>
                 <w:b/>
-                <w:sz w:val="20"/>
+                <w:sz w:val="19"/>
+                <w:szCs w:val="19"/>
+                <w:bCs w:val="1"/>
               </w:rPr>
               <w:t>न्यूनतम ब्याज अवधि / Minimum Interest Period:</w:t>
             </w:r>
@@ -297,11 +317,12 @@
           </w:tcPr>
           <w:p>
             <w:pPr>
-              <w:spacing w:after="20"/>
+              <w:spacing w:after="0"/>
             </w:pPr>
             <w:r>
               <w:rPr>
-                <w:sz w:val="20"/>
+                <w:sz w:val="19"/>
+                <w:szCs w:val="19"/>
               </w:rPr>
               <w:t>{MINIMUM_TENURE_MONTHS} माह / months</w:t>
             </w:r>
@@ -315,12 +336,14 @@
           </w:tcPr>
           <w:p>
             <w:pPr>
-              <w:spacing w:after="20"/>
+              <w:spacing w:after="0"/>
             </w:pPr>
             <w:r>
               <w:rPr>
                 <w:b/>
-                <w:sz w:val="20"/>
+                <w:sz w:val="19"/>
+                <w:szCs w:val="19"/>
+                <w:bCs w:val="1"/>
               </w:rPr>
               <w:t>अधिकतम भुगतान तिथि / Maximum Repayment Date:</w:t>
             </w:r>
@@ -332,11 +355,12 @@
           </w:tcPr>
           <w:p>
             <w:pPr>
-              <w:spacing w:after="20"/>
+              <w:spacing w:after="0"/>
             </w:pPr>
             <w:r>
               <w:rPr>
-                <w:sz w:val="20"/>
+                <w:sz w:val="19"/>
+                <w:szCs w:val="19"/>
               </w:rPr>
               <w:t>{FINAL_REPAYMENT_DATE}</w:t>
             </w:r>
@@ -350,12 +374,14 @@
           </w:tcPr>
           <w:p>
             <w:pPr>
-              <w:spacing w:after="20"/>
+              <w:spacing w:after="0"/>
             </w:pPr>
             <w:r>
               <w:rPr>
                 <w:b/>
-                <w:sz w:val="20"/>
+                <w:sz w:val="19"/>
+                <w:szCs w:val="19"/>
+                <w:bCs w:val="1"/>
               </w:rPr>
               <w:t>Consent Reference ID:</w:t>
             </w:r>
@@ -367,11 +393,12 @@
           </w:tcPr>
           <w:p>
             <w:pPr>
-              <w:spacing w:after="20"/>
+              <w:spacing w:after="0"/>
             </w:pPr>
             <w:r>
               <w:rPr>
-                <w:sz w:val="20"/>
+                <w:sz w:val="19"/>
+                <w:szCs w:val="19"/>
               </w:rPr>
               <w:t>{CONSENT_ID}</w:t>
             </w:r>
@@ -381,13 +408,15 @@
     </w:tbl>
     <w:p>
       <w:pPr>
-        <w:spacing w:before="120" w:after="20"/>
+        <w:spacing w:before="100" w:after="20"/>
       </w:pPr>
       <w:r>
         <w:rPr>
           <w:b/>
           <w:color w:val="8B1E1E"/>
-          <w:sz w:val="22"/>
+          <w:sz w:val="21"/>
+          <w:szCs w:val="21"/>
+          <w:bCs w:val="1"/>
         </w:rPr>
         <w:t>2. महत्वपूर्ण तिथियां एवं अवसर / Important Dates &amp; Occasions</w:t>
       </w:r>
@@ -399,8 +428,8 @@
         <w:tblLook w:firstColumn="1" w:firstRow="1" w:lastColumn="0" w:lastRow="0" w:noHBand="0" w:noVBand="1" w:val="04A0"/>
       </w:tblPr>
       <w:tblGrid>
-        <w:gridCol w:w="4989"/>
-        <w:gridCol w:w="4989"/>
+        <w:gridCol w:w="5046"/>
+        <w:gridCol w:w="5046"/>
       </w:tblGrid>
       <w:tr>
         <w:tc>
@@ -409,12 +438,14 @@
           </w:tcPr>
           <w:p>
             <w:pPr>
-              <w:spacing w:after="20"/>
+              <w:spacing w:after="0"/>
             </w:pPr>
             <w:r>
               <w:rPr>
                 <w:b/>
-                <w:sz w:val="20"/>
+                <w:sz w:val="19"/>
+                <w:szCs w:val="19"/>
+                <w:bCs w:val="1"/>
               </w:rPr>
               <w:t>दीपावली के अगले दिन / Day After Diwali:</w:t>
             </w:r>
@@ -426,11 +457,12 @@
           </w:tcPr>
           <w:p>
             <w:pPr>
-              <w:spacing w:after="20"/>
+              <w:spacing w:after="0"/>
             </w:pPr>
             <w:r>
               <w:rPr>
-                <w:sz w:val="20"/>
+                <w:sz w:val="19"/>
+                <w:szCs w:val="19"/>
               </w:rPr>
               <w:t>{DIWALI_NEXT_DAY_DATE} — {DIWALI_NEXT_DAY_DAY_NAME}</w:t>
             </w:r>
@@ -444,12 +476,14 @@
           </w:tcPr>
           <w:p>
             <w:pPr>
-              <w:spacing w:after="20"/>
+              <w:spacing w:after="0"/>
             </w:pPr>
             <w:r>
               <w:rPr>
                 <w:b/>
-                <w:sz w:val="20"/>
+                <w:sz w:val="19"/>
+                <w:szCs w:val="19"/>
+                <w:bCs w:val="1"/>
               </w:rPr>
               <w:t>नहाय-खाय का दिन / Nahay-Khay Day:</w:t>
             </w:r>
@@ -461,11 +495,12 @@
           </w:tcPr>
           <w:p>
             <w:pPr>
-              <w:spacing w:after="20"/>
+              <w:spacing w:after="0"/>
             </w:pPr>
             <w:r>
               <w:rPr>
-                <w:sz w:val="20"/>
+                <w:sz w:val="19"/>
+                <w:szCs w:val="19"/>
               </w:rPr>
               <w:t>{NAHAY_KHAY_DATE} — {NAHAY_KHAY_DAY_NAME}</w:t>
             </w:r>
@@ -479,12 +514,14 @@
           </w:tcPr>
           <w:p>
             <w:pPr>
-              <w:spacing w:after="20"/>
+              <w:spacing w:after="0"/>
             </w:pPr>
             <w:r>
               <w:rPr>
                 <w:b/>
-                <w:sz w:val="20"/>
+                <w:sz w:val="19"/>
+                <w:szCs w:val="19"/>
+                <w:bCs w:val="1"/>
               </w:rPr>
               <w:t>अंतिम भुगतान का दिन / Final Repayment Day:</w:t>
             </w:r>
@@ -496,11 +533,12 @@
           </w:tcPr>
           <w:p>
             <w:pPr>
-              <w:spacing w:after="20"/>
+              <w:spacing w:after="0"/>
             </w:pPr>
             <w:r>
               <w:rPr>
-                <w:sz w:val="20"/>
+                <w:sz w:val="19"/>
+                <w:szCs w:val="19"/>
               </w:rPr>
               <w:t>{FINAL_REPAYMENT_DATE} — {FINAL_REPAYMENT_DAY_NAME}</w:t>
             </w:r>
@@ -514,12 +552,14 @@
           </w:tcPr>
           <w:p>
             <w:pPr>
-              <w:spacing w:after="20"/>
+              <w:spacing w:after="0"/>
             </w:pPr>
             <w:r>
               <w:rPr>
                 <w:b/>
-                <w:sz w:val="20"/>
+                <w:sz w:val="19"/>
+                <w:szCs w:val="19"/>
+                <w:bCs w:val="1"/>
               </w:rPr>
               <w:t>छठ सुबह अर्घ्य / Chhath Morning Arghya:</w:t>
             </w:r>
@@ -531,11 +571,12 @@
           </w:tcPr>
           <w:p>
             <w:pPr>
-              <w:spacing w:after="20"/>
+              <w:spacing w:after="0"/>
             </w:pPr>
             <w:r>
               <w:rPr>
-                <w:sz w:val="20"/>
+                <w:sz w:val="19"/>
+                <w:szCs w:val="19"/>
               </w:rPr>
               <w:t>{CHHATH_MORNING_ARGHYA_DATE} — {CHHATH_MORNING_ARGHYA_DAY_NAME}</w:t>
             </w:r>
@@ -549,36 +590,38 @@
       </w:pPr>
       <w:r>
         <w:rPr>
-          <w:b w:val="0"/>
-          <w:i w:val="0"/>
-          <w:sz w:val="20"/>
+          <w:sz w:val="19"/>
+          <w:szCs w:val="19"/>
         </w:rPr>
         <w:t>इन तिथियों का उपयोग ऋण की अवधि, भुगतान की अंतिम सीमा और गारंटर संबंधी जिम्मेदारी को स्पष्ट करने के लिए किया गया है।</w:t>
       </w:r>
     </w:p>
     <w:p>
       <w:pPr>
-        <w:spacing w:after="60" w:before="0"/>
+        <w:spacing w:after="40" w:before="0"/>
       </w:pPr>
       <w:r>
         <w:rPr>
-          <w:b w:val="0"/>
           <w:i/>
           <w:color w:val="555555"/>
-          <w:sz w:val="18"/>
+          <w:sz w:val="17"/>
+          <w:szCs w:val="17"/>
+          <w:iCs w:val="1"/>
         </w:rPr>
         <w:t>The above dates are recorded to clearly define the loan period, final repayment deadline, and guarantor-related responsibility.</w:t>
       </w:r>
     </w:p>
     <w:p>
       <w:pPr>
-        <w:spacing w:before="120" w:after="20"/>
+        <w:spacing w:before="100" w:after="20"/>
       </w:pPr>
       <w:r>
         <w:rPr>
           <w:b/>
           <w:color w:val="8B1E1E"/>
-          <w:sz w:val="22"/>
+          <w:sz w:val="21"/>
+          <w:szCs w:val="21"/>
+          <w:bCs w:val="1"/>
         </w:rPr>
         <w:t>3. ऋण का विवरण / Loan Details</w:t>
       </w:r>
@@ -589,38 +632,10 @@
       </w:pPr>
       <w:r>
         <w:rPr>
-          <w:b w:val="0"/>
-          <w:i w:val="0"/>
-          <w:sz w:val="20"/>
+          <w:sz w:val="19"/>
+          <w:szCs w:val="19"/>
         </w:rPr>
         <w:t>नवयुवक छठ पूजा समिति के वर्ष {FUND_YEAR} की बची हुई राशि में से ₹{LOAN_AMOUNT}/- की राशि {LOANER_NAME} को {MONTHLY_INTEREST_RATE}% प्रति माह की ब्याज दर पर दी गई है। इस राशि के लिए मुझे गारंटर के रूप में नामित किया गया है।</w:t>
-      </w:r>
-    </w:p>
-    <w:p>
-      <w:pPr>
-        <w:spacing w:after="60" w:before="0"/>
-      </w:pPr>
-      <w:r>
-        <w:rPr>
-          <w:b w:val="0"/>
-          <w:i/>
-          <w:color w:val="555555"/>
-          <w:sz w:val="18"/>
-        </w:rPr>
-        <w:t>An amount of ₹{LOAN_AMOUNT}/- from the remaining funds of Navyuvak Chhath Puja Samiti for the year {FUND_YEAR} has been provided to {LOANER_NAME} at {MONTHLY_INTEREST_RATE}% per month. I have been designated as a Guarantor for this loan.</w:t>
-      </w:r>
-    </w:p>
-    <w:p>
-      <w:pPr>
-        <w:spacing w:before="120" w:after="20"/>
-      </w:pPr>
-      <w:r>
-        <w:rPr>
-          <w:b/>
-          <w:color w:val="8B1E1E"/>
-          <w:sz w:val="22"/>
-        </w:rPr>
-        <w:t>4. ऋण अवधि एवं ब्याज की शर्तें / Loan Tenure &amp; Interest Terms</w:t>
       </w:r>
     </w:p>
     <w:p>
@@ -629,61 +644,89 @@
       </w:pPr>
       <w:r>
         <w:rPr>
-          <w:b w:val="0"/>
-          <w:i w:val="0"/>
-          <w:sz w:val="19"/>
+          <w:i/>
+          <w:color w:val="555555"/>
+          <w:sz w:val="17"/>
+          <w:szCs w:val="17"/>
+          <w:iCs w:val="1"/>
+        </w:rPr>
+        <w:t>An amount of ₹{LOAN_AMOUNT}/- from the remaining funds of Navyuvak Chhath Puja Samiti for the year {FUND_YEAR} has been provided to {LOANER_NAME} at {MONTHLY_INTEREST_RATE}% per month. I have been designated as a Guarantor for this loan.</w:t>
+      </w:r>
+    </w:p>
+    <w:p>
+      <w:pPr>
+        <w:spacing w:before="100" w:after="20"/>
+      </w:pPr>
+      <w:r>
+        <w:rPr>
+          <w:b/>
+          <w:color w:val="8B1E1E"/>
+          <w:sz w:val="21"/>
+          <w:szCs w:val="21"/>
+          <w:bCs w:val="1"/>
+        </w:rPr>
+        <w:t>4. ऋण अवधि एवं ब्याज की शर्तें / Loan Tenure &amp; Interest Terms</w:t>
+      </w:r>
+    </w:p>
+    <w:p>
+      <w:pPr>
+        <w:spacing w:after="20" w:before="0"/>
+      </w:pPr>
+      <w:r>
+        <w:rPr>
+          <w:sz w:val="18"/>
+          <w:szCs w:val="18"/>
         </w:rPr>
         <w:t>4.1 न्यूनतम ब्याज अवधि / Minimum Interest Period — {MINIMUM_TENURE_MONTHS} माह। यदि {LOANER_NAME} न्यूनतम अवधि पूरी होने से पहले मूलधन वापस करता/करती है, तब भी पूरे {MINIMUM_TENURE_MONTHS} माह का ब्याज देना अनिवार्य होगा।</w:t>
       </w:r>
     </w:p>
     <w:p>
       <w:pPr>
-        <w:spacing w:after="40" w:before="0"/>
+        <w:spacing w:after="20" w:before="0"/>
       </w:pPr>
       <w:r>
         <w:rPr>
-          <w:b w:val="0"/>
-          <w:i w:val="0"/>
-          <w:sz w:val="19"/>
+          <w:sz w:val="18"/>
+          <w:szCs w:val="18"/>
         </w:rPr>
         <w:t>4.2 अधिकतम भुगतान अवधि / Maximum Repayment Period — {FINAL_REPAYMENT_DATE} तक।</w:t>
       </w:r>
     </w:p>
     <w:p>
       <w:pPr>
-        <w:spacing w:after="40" w:before="0"/>
+        <w:spacing w:after="20" w:before="0"/>
       </w:pPr>
       <w:r>
         <w:rPr>
-          <w:b w:val="0"/>
-          <w:i w:val="0"/>
-          <w:sz w:val="19"/>
+          <w:sz w:val="18"/>
+          <w:szCs w:val="18"/>
         </w:rPr>
         <w:t>4.3 अंतिम भुगतान दिवस / Final Repayment Day — {LOANER_NAME} को {FINAL_REPAYMENT_DATE} तक मूलधन एवं देय ब्याज की पूरी राशि वापस करनी होगी।</w:t>
       </w:r>
     </w:p>
     <w:p>
       <w:pPr>
-        <w:spacing w:after="40" w:before="0"/>
+        <w:spacing w:after="20" w:before="0"/>
       </w:pPr>
       <w:r>
         <w:rPr>
-          <w:b w:val="0"/>
-          <w:i w:val="0"/>
-          <w:sz w:val="19"/>
+          <w:sz w:val="18"/>
+          <w:szCs w:val="18"/>
         </w:rPr>
         <w:t>4.4 अंतिम तिथि तक भुगतान न होने की स्थिति — यदि {LOANER_NAME} द्वारा {FINAL_REPAYMENT_DATE} तक पूरी राशि वापस नहीं की जाती है, तो गारंटर की भुगतान संबंधी जिम्मेदारी लागू होगी। यदि {CHHATH_MORNING_ARGHYA_DATE} की सुबह तक भी भुगतान नहीं किया जाता है, तो तीनों गारंटरों की निर्धारित जिम्मेदारी के अनुसार समिति की देय राशि की भरपाई की जाएगी।</w:t>
       </w:r>
     </w:p>
     <w:p>
       <w:pPr>
-        <w:spacing w:before="120" w:after="20"/>
+        <w:spacing w:before="100" w:after="20"/>
       </w:pPr>
       <w:r>
         <w:rPr>
           <w:b/>
           <w:color w:val="8B1E1E"/>
-          <w:sz w:val="22"/>
+          <w:sz w:val="21"/>
+          <w:szCs w:val="21"/>
+          <w:bCs w:val="1"/>
         </w:rPr>
         <w:t>5. गारंटर की जिम्मेदारी / Guarantor Responsibility</w:t>
       </w:r>
@@ -694,49 +737,52 @@
       </w:pPr>
       <w:r>
         <w:rPr>
-          <w:b w:val="0"/>
-          <w:i w:val="0"/>
-          <w:sz w:val="20"/>
+          <w:sz w:val="19"/>
+          <w:szCs w:val="19"/>
         </w:rPr>
         <w:t>मैं, {GUARANTOR_NAME}, यह स्वीकार करता/करती हूँ कि मैं {LOANER_NAME} के उक्त ऋण के लिए गारंटर हूँ। यदि निर्धारित अंतिम समय तक ऋण की देय राशि वापस नहीं की जाती है, तो समझौते के अनुसार मेरी गारंटर संबंधी भुगतान जिम्मेदारी लागू होगी — इसमें कम-से-कम मूलधन ₹{LOAN_AMOUNT} तथा {MINIMUM_TENURE_MONTHS} माह का न्यूनतम निर्धारित ब्याज शामिल होगा।</w:t>
       </w:r>
     </w:p>
     <w:p>
       <w:pPr>
-        <w:spacing w:after="60" w:before="0"/>
+        <w:spacing w:after="40" w:before="0"/>
       </w:pPr>
       <w:r>
         <w:rPr>
-          <w:b w:val="0"/>
           <w:i/>
           <w:color w:val="555555"/>
-          <w:sz w:val="18"/>
+          <w:sz w:val="17"/>
+          <w:szCs w:val="17"/>
+          <w:iCs w:val="1"/>
         </w:rPr>
         <w:t>I, {GUARANTOR_NAME}, acknowledge that I am a guarantor for this loan of {LOANER_NAME}. If the amount due is not repaid within the prescribed time, my payment responsibility as a guarantor shall apply — including at minimum the principal ₹{LOAN_AMOUNT} and the minimum interest for {MINIMUM_TENURE_MONTHS} months.</w:t>
       </w:r>
     </w:p>
     <w:p>
       <w:pPr>
-        <w:spacing w:before="120" w:after="20"/>
+        <w:spacing w:before="100" w:after="20"/>
       </w:pPr>
       <w:r>
         <w:rPr>
           <w:b/>
           <w:color w:val="8B1E1E"/>
-          <w:sz w:val="22"/>
+          <w:sz w:val="21"/>
+          <w:szCs w:val="21"/>
+          <w:bCs w:val="1"/>
         </w:rPr>
         <w:t>6. तीनों गारंटर / Three Guarantors</w:t>
       </w:r>
     </w:p>
     <w:p>
       <w:pPr>
-        <w:spacing w:after="60" w:before="0"/>
+        <w:spacing w:after="40" w:before="0"/>
       </w:pPr>
       <w:r>
         <w:rPr>
           <w:b/>
-          <w:i w:val="0"/>
-          <w:sz w:val="20"/>
+          <w:sz w:val="19"/>
+          <w:szCs w:val="19"/>
+          <w:bCs w:val="1"/>
         </w:rPr>
         <w:t>1. {GUARANTOR_1_NAME}    2. {GUARANTOR_2_NAME}    3. {GUARANTOR_3_NAME}</w:t>
       </w:r>
@@ -747,38 +793,10 @@
       </w:pPr>
       <w:r>
         <w:rPr>
-          <w:b w:val="0"/>
-          <w:i w:val="0"/>
-          <w:sz w:val="20"/>
+          <w:sz w:val="19"/>
+          <w:szCs w:val="19"/>
         </w:rPr>
         <w:t>प्रत्येक गारंटर अपनी Consent स्वतंत्र रूप से स्वीकार या अस्वीकार करेगा।</w:t>
-      </w:r>
-    </w:p>
-    <w:p>
-      <w:pPr>
-        <w:spacing w:after="60" w:before="0"/>
-      </w:pPr>
-      <w:r>
-        <w:rPr>
-          <w:b w:val="0"/>
-          <w:i/>
-          <w:color w:val="555555"/>
-          <w:sz w:val="18"/>
-        </w:rPr>
-        <w:t>Each guarantor shall independently accept or decline their consent.</w:t>
-      </w:r>
-    </w:p>
-    <w:p>
-      <w:pPr>
-        <w:spacing w:before="120" w:after="20"/>
-      </w:pPr>
-      <w:r>
-        <w:rPr>
-          <w:b/>
-          <w:color w:val="8B1E1E"/>
-          <w:sz w:val="22"/>
-        </w:rPr>
-        <w:t>7. Loaner की Final Acceptance / Loaner Final Acceptance</w:t>
       </w:r>
     </w:p>
     <w:p>
@@ -787,9 +805,38 @@
       </w:pPr>
       <w:r>
         <w:rPr>
-          <w:b w:val="0"/>
-          <w:i w:val="0"/>
-          <w:sz w:val="19"/>
+          <w:i/>
+          <w:color w:val="555555"/>
+          <w:sz w:val="17"/>
+          <w:szCs w:val="17"/>
+          <w:iCs w:val="1"/>
+        </w:rPr>
+        <w:t>Each guarantor shall independently accept or decline their consent.</w:t>
+      </w:r>
+    </w:p>
+    <w:p>
+      <w:pPr>
+        <w:spacing w:before="100" w:after="20"/>
+      </w:pPr>
+      <w:r>
+        <w:rPr>
+          <w:b/>
+          <w:color w:val="8B1E1E"/>
+          <w:sz w:val="21"/>
+          <w:szCs w:val="21"/>
+          <w:bCs w:val="1"/>
+        </w:rPr>
+        <w:t>7. Loaner की Final Acceptance / Loaner Final Acceptance</w:t>
+      </w:r>
+    </w:p>
+    <w:p>
+      <w:pPr>
+        <w:spacing w:after="20" w:before="0"/>
+      </w:pPr>
+      <w:r>
+        <w:rPr>
+          <w:sz w:val="18"/>
+          <w:szCs w:val="18"/>
         </w:rPr>
         <w:t>{LOANER_NAME} तब तक इस ऋण का Final Acceptance नहीं कर सकेगा/सकेगी जब तक सभी तीनों गारंटर अपनी Consent Accepted स्थिति में दर्ज नहीं कर देते।</w:t>
       </w:r>
@@ -801,8 +848,8 @@
         <w:tblLook w:firstColumn="1" w:firstRow="1" w:lastColumn="0" w:lastRow="0" w:noHBand="0" w:noVBand="1" w:val="04A0"/>
       </w:tblPr>
       <w:tblGrid>
-        <w:gridCol w:w="4989"/>
-        <w:gridCol w:w="4989"/>
+        <w:gridCol w:w="5046"/>
+        <w:gridCol w:w="5046"/>
       </w:tblGrid>
       <w:tr>
         <w:tc>
@@ -811,12 +858,14 @@
           </w:tcPr>
           <w:p>
             <w:pPr>
-              <w:spacing w:after="20"/>
+              <w:spacing w:after="0"/>
             </w:pPr>
             <w:r>
               <w:rPr>
                 <w:b/>
-                <w:sz w:val="20"/>
+                <w:sz w:val="19"/>
+                <w:szCs w:val="19"/>
+                <w:bCs w:val="1"/>
               </w:rPr>
               <w:t>Guarantor 1:</w:t>
             </w:r>
@@ -828,11 +877,12 @@
           </w:tcPr>
           <w:p>
             <w:pPr>
-              <w:spacing w:after="20"/>
+              <w:spacing w:after="0"/>
             </w:pPr>
             <w:r>
               <w:rPr>
-                <w:sz w:val="20"/>
+                <w:sz w:val="19"/>
+                <w:szCs w:val="19"/>
               </w:rPr>
               <w:t>{GUARANTOR_1_STATUS}</w:t>
             </w:r>
@@ -846,12 +896,14 @@
           </w:tcPr>
           <w:p>
             <w:pPr>
-              <w:spacing w:after="20"/>
+              <w:spacing w:after="0"/>
             </w:pPr>
             <w:r>
               <w:rPr>
                 <w:b/>
-                <w:sz w:val="20"/>
+                <w:sz w:val="19"/>
+                <w:szCs w:val="19"/>
+                <w:bCs w:val="1"/>
               </w:rPr>
               <w:t>Guarantor 2:</w:t>
             </w:r>
@@ -863,11 +915,12 @@
           </w:tcPr>
           <w:p>
             <w:pPr>
-              <w:spacing w:after="20"/>
+              <w:spacing w:after="0"/>
             </w:pPr>
             <w:r>
               <w:rPr>
-                <w:sz w:val="20"/>
+                <w:sz w:val="19"/>
+                <w:szCs w:val="19"/>
               </w:rPr>
               <w:t>{GUARANTOR_2_STATUS}</w:t>
             </w:r>
@@ -881,12 +934,14 @@
           </w:tcPr>
           <w:p>
             <w:pPr>
-              <w:spacing w:after="20"/>
+              <w:spacing w:after="0"/>
             </w:pPr>
             <w:r>
               <w:rPr>
                 <w:b/>
-                <w:sz w:val="20"/>
+                <w:sz w:val="19"/>
+                <w:szCs w:val="19"/>
+                <w:bCs w:val="1"/>
               </w:rPr>
               <w:t>Guarantor 3:</w:t>
             </w:r>
@@ -898,11 +953,12 @@
           </w:tcPr>
           <w:p>
             <w:pPr>
-              <w:spacing w:after="20"/>
+              <w:spacing w:after="0"/>
             </w:pPr>
             <w:r>
               <w:rPr>
-                <w:sz w:val="20"/>
+                <w:sz w:val="19"/>
+                <w:szCs w:val="19"/>
               </w:rPr>
               <w:t>{GUARANTOR_3_STATUS}</w:t>
             </w:r>
@@ -912,40 +968,42 @@
     </w:tbl>
     <w:p>
       <w:pPr>
-        <w:spacing w:after="60" w:before="40"/>
+        <w:spacing w:after="40" w:before="40"/>
       </w:pPr>
       <w:r>
         <w:rPr>
           <w:b/>
-          <w:i w:val="0"/>
           <w:color w:val="8B1E1E"/>
-          <w:sz w:val="21"/>
+          <w:sz w:val="20"/>
+          <w:szCs w:val="20"/>
+          <w:bCs w:val="1"/>
         </w:rPr>
         <w:t>{ACCEPTED_COUNT} / 3 GUARANTORS ACCEPTED</w:t>
       </w:r>
     </w:p>
     <w:p>
       <w:pPr>
-        <w:spacing w:after="40" w:before="0"/>
+        <w:spacing w:after="20" w:before="0"/>
       </w:pPr>
       <w:r>
         <w:rPr>
-          <w:b w:val="0"/>
-          <w:i w:val="0"/>
-          <w:sz w:val="19"/>
+          <w:sz w:val="18"/>
+          <w:szCs w:val="18"/>
         </w:rPr>
         <w:t>यदि किसी भी गारंटर का Status Pending या Declined है, तो Loaner's Final Acceptance Locked रहेगा।</w:t>
       </w:r>
     </w:p>
     <w:p>
       <w:pPr>
-        <w:spacing w:before="120" w:after="20"/>
+        <w:spacing w:before="100" w:after="20"/>
       </w:pPr>
       <w:r>
         <w:rPr>
           <w:b/>
           <w:color w:val="8B1E1E"/>
-          <w:sz w:val="22"/>
+          <w:sz w:val="21"/>
+          <w:szCs w:val="21"/>
+          <w:bCs w:val="1"/>
         </w:rPr>
         <w:t>8. Consent की स्वतंत्रता / Voluntary Consent</w:t>
       </w:r>
@@ -956,36 +1014,38 @@
       </w:pPr>
       <w:r>
         <w:rPr>
-          <w:b w:val="0"/>
-          <w:i w:val="0"/>
-          <w:sz w:val="20"/>
+          <w:sz w:val="19"/>
+          <w:szCs w:val="19"/>
         </w:rPr>
         <w:t>मैं पुष्टि करता/करती हूँ कि मैंने सभी शर्तें पढ़ी और समझी हैं तथा अपनी इच्छा से यह Consent स्वीकार करने का निर्णय लिया है। मुझ पर किसी प्रकार का अनुचित दबाव डालकर Consent स्वीकार नहीं कराया गया है।</w:t>
       </w:r>
     </w:p>
     <w:p>
       <w:pPr>
-        <w:spacing w:after="60" w:before="0"/>
+        <w:spacing w:after="40" w:before="0"/>
       </w:pPr>
       <w:r>
         <w:rPr>
-          <w:b w:val="0"/>
           <w:i/>
           <w:color w:val="555555"/>
-          <w:sz w:val="18"/>
+          <w:sz w:val="17"/>
+          <w:szCs w:val="17"/>
+          <w:iCs w:val="1"/>
         </w:rPr>
         <w:t>I confirm that I have read and understood all the terms and have voluntarily decided to provide this consent. I have not been forced or subjected to undue pressure.</w:t>
       </w:r>
     </w:p>
     <w:p>
       <w:pPr>
-        <w:spacing w:before="120" w:after="20"/>
+        <w:spacing w:before="100" w:after="20"/>
       </w:pPr>
       <w:r>
         <w:rPr>
           <w:b/>
           <w:color w:val="8B1E1E"/>
-          <w:sz w:val="22"/>
+          <w:sz w:val="21"/>
+          <w:szCs w:val="21"/>
+          <w:bCs w:val="1"/>
         </w:rPr>
         <w:t>9. डिजिटल Consent Record / Digital Consent Record</w:t>
       </w:r>
@@ -996,36 +1056,38 @@
       </w:pPr>
       <w:r>
         <w:rPr>
-          <w:b w:val="0"/>
-          <w:i w:val="0"/>
-          <w:sz w:val="20"/>
+          <w:sz w:val="19"/>
+          <w:szCs w:val="19"/>
         </w:rPr>
         <w:t>मैं सहमत हूँ कि मेरे द्वारा दिया गया Consent डिजिटल रूप से रिकॉर्ड और सुरक्षित किया जा सकता है, जिसमें नाम, भूमिका, status, तिथि-समय, reference ID, और device/technical record शामिल हो सकता है।</w:t>
       </w:r>
     </w:p>
     <w:p>
       <w:pPr>
-        <w:spacing w:after="60" w:before="0"/>
+        <w:spacing w:after="40" w:before="0"/>
       </w:pPr>
       <w:r>
         <w:rPr>
-          <w:b w:val="0"/>
           <w:i/>
           <w:color w:val="555555"/>
-          <w:sz w:val="18"/>
+          <w:sz w:val="17"/>
+          <w:szCs w:val="17"/>
+          <w:iCs w:val="1"/>
         </w:rPr>
         <w:t>I agree that my consent may be digitally recorded and securely stored, including name, role, status, date &amp; time, reference ID, and device/technical record.</w:t>
       </w:r>
     </w:p>
     <w:p>
       <w:pPr>
-        <w:spacing w:before="120" w:after="20"/>
+        <w:spacing w:before="100" w:after="20"/>
       </w:pPr>
       <w:r>
         <w:rPr>
           <w:b/>
           <w:color w:val="8B1E1E"/>
-          <w:sz w:val="22"/>
+          <w:sz w:val="21"/>
+          <w:szCs w:val="21"/>
+          <w:bCs w:val="1"/>
         </w:rPr>
         <w:t>10. मेरी अंतिम घोषणा / Final Declaration</w:t>
       </w:r>
@@ -1036,30 +1098,30 @@
       </w:pPr>
       <w:r>
         <w:rPr>
-          <w:b w:val="0"/>
-          <w:i w:val="0"/>
-          <w:sz w:val="20"/>
+          <w:sz w:val="19"/>
+          <w:szCs w:val="19"/>
         </w:rPr>
         <w:t>मैंने ऊपर दिए गए ऋण संबंधी सभी विवरण, नियम एवं शर्तें तथा गारंटर के रूप में अपनी जिम्मेदारियां ध्यानपूर्वक पढ़ ली हैं और समझ ली हैं। मैं अपनी स्वेच्छा से इस ऋण के लिए गारंटर के रूप में Consent स्वीकार करता/करती हूँ।</w:t>
       </w:r>
     </w:p>
     <w:p>
       <w:pPr>
-        <w:spacing w:after="60" w:before="0"/>
+        <w:spacing w:after="40" w:before="0"/>
       </w:pPr>
       <w:r>
         <w:rPr>
-          <w:b w:val="0"/>
           <w:i/>
           <w:color w:val="555555"/>
-          <w:sz w:val="18"/>
+          <w:sz w:val="17"/>
+          <w:szCs w:val="17"/>
+          <w:iCs w:val="1"/>
         </w:rPr>
         <w:t>I have carefully read and understood all the above loan details, terms and conditions, and my responsibilities as a guarantor. I voluntarily provide my consent as a guarantor for this loan.</w:t>
       </w:r>
     </w:p>
     <w:p>
       <w:pPr>
-        <w:spacing w:after="60" w:before="20"/>
+        <w:spacing w:after="40" w:before="20"/>
         <w:pBdr>
           <w:bottom w:val="single" w:sz="6" w:space="1" w:color="E0C99B"/>
         </w:pBdr>
@@ -1067,13 +1129,14 @@
     </w:p>
     <w:p>
       <w:pPr>
-        <w:spacing w:before="80" w:after="20"/>
+        <w:spacing w:before="60" w:after="20"/>
         <w:jc w:val="center"/>
       </w:pPr>
       <w:r>
         <w:rPr>
           <w:color w:val="555555"/>
           <w:sz w:val="18"/>
+          <w:szCs w:val="18"/>
         </w:rPr>
         <w:t>{%QR_CODE}</w:t>
       </w:r>
@@ -1085,10 +1148,9 @@
       </w:pPr>
       <w:r>
         <w:rPr>
-          <w:b w:val="0"/>
-          <w:i w:val="0"/>
           <w:color w:val="555555"/>
-          <w:sz w:val="16"/>
+          <w:sz w:val="15"/>
+          <w:szCs w:val="15"/>
         </w:rPr>
         <w:t>यह दस्तावेज़ डिजिटल रूप से जनरेट किया गया है, अतः किसी हस्ताक्षर की आवश्यकता नहीं है। प्रामाणिकता जाँचने हेतु QR कोड स्कैन करें।</w:t>
       </w:r>
@@ -1100,25 +1162,25 @@
       </w:pPr>
       <w:r>
         <w:rPr>
-          <w:b w:val="0"/>
           <w:i/>
           <w:color w:val="555555"/>
-          <w:sz w:val="15"/>
+          <w:sz w:val="14"/>
+          <w:szCs w:val="14"/>
+          <w:iCs w:val="1"/>
         </w:rPr>
         <w:t>This document is digitally generated, so no signature is required. Scan the QR code to verify authenticity.</w:t>
       </w:r>
     </w:p>
     <w:p>
       <w:pPr>
-        <w:spacing w:after="60" w:before="20"/>
+        <w:spacing w:after="40" w:before="20"/>
         <w:jc w:val="center"/>
       </w:pPr>
       <w:r>
         <w:rPr>
-          <w:b w:val="0"/>
-          <w:i w:val="0"/>
           <w:color w:val="555555"/>
-          <w:sz w:val="16"/>
+          <w:sz w:val="15"/>
+          <w:szCs w:val="15"/>
         </w:rPr>
         <w:t>Generated at: {GENERATED_AT}</w:t>
       </w:r>
@@ -1126,7 +1188,7 @@
     <w:sectPr>
       <w:headerReference w:type="default" r:id="rId9"/>
       <w:pgSz w:w="11906" w:h="16838"/>
-      <w:pgMar w:top="964" w:right="964" w:bottom="964" w:left="964" w:header="227" w:footer="227" w:gutter="0"/>
+      <w:pgMar w:top="907" w:right="907" w:bottom="907" w:left="907" w:header="227" w:footer="227" w:gutter="0"/>
       <w:cols w:space="720"/>
       <w:docGrid w:linePitch="360"/>
     </w:sectPr>
@@ -1139,52 +1201,35 @@
   <w:p>
     <w:pPr>
       <w:pStyle w:val="Header"/>
+      <w:spacing w:after="0"/>
       <w:jc w:val="center"/>
     </w:pPr>
-    <w:r xmlns:a="http://schemas.openxmlformats.org/drawingml/2006/main" xmlns:pic="http://schemas.openxmlformats.org/drawingml/2006/picture">
-      <w:drawing>
-        <wp:anchor distT="0" distB="0" distL="0" distR="0" simplePos="0" relativeHeight="0" behindDoc="1" locked="0" layoutInCell="1" allowOverlap="1">
-          <wp:simplePos x="0" y="0"/>
-          <wp:positionH relativeFrom="page">
-            <wp:align>center</wp:align>
-          </wp:positionH>
-          <wp:positionV relativeFrom="page">
-            <wp:align>center</wp:align>
-          </wp:positionV>
-          <wp:extent cx="3960000" cy="3960000"/>
-          <wp:effectExtent l="0" t="0" r="0" b="0"/>
-          <wp:wrapNone/>
-          <wp:docPr id="1006" name="Watermark1006"/>
-          <wp:cNvGraphicFramePr>
-            <a:graphicFrameLocks noChangeAspect="1"/>
-          </wp:cNvGraphicFramePr>
-          <a:graphic>
-            <a:graphicData uri="http://schemas.openxmlformats.org/drawingml/2006/picture">
-              <pic:pic>
-                <pic:nvPicPr>
-                  <pic:cNvPr id="1006" name="Watermark1006"/>
-                  <pic:cNvPicPr/>
-                </pic:nvPicPr>
-                <pic:blipFill>
-                  <a:blip r:embed="rId1"/>
-                  <a:stretch>
-                    <a:fillRect/>
-                  </a:stretch>
-                </pic:blipFill>
-                <pic:spPr>
-                  <a:xfrm>
-                    <a:off x="0" y="0"/>
-                    <a:ext cx="3960000" cy="3960000"/>
-                  </a:xfrm>
-                  <a:prstGeom prst="rect">
-                    <a:avLst/>
-                  </a:prstGeom>
-                </pic:spPr>
-              </pic:pic>
-            </a:graphicData>
-          </a:graphic>
-        </wp:anchor>
-      </w:drawing>
+    <w:r>
+      <w:noProof/>
+      <w:pict>
+        <v:shapetype id="_x0000_t75" coordsize="21600,21600" o:spt="75" o:preferrelative="t" path="m@4@5l@4@11@9@11@9@5xe" filled="f" stroked="f">
+          <v:stroke joinstyle="miter"/>
+          <v:formulas>
+            <v:f eqn="if lineDrawn pixelLineWidth 0"/>
+            <v:f eqn="sum @0 1 0"/>
+            <v:f eqn="sum 0 0 @1"/>
+            <v:f eqn="prod @2 1 2"/>
+            <v:f eqn="prod @3 21600 pixelWidth"/>
+            <v:f eqn="prod @3 21600 pixelHeight"/>
+            <v:f eqn="sum @0 0 1"/>
+            <v:f eqn="prod @6 1 2"/>
+            <v:f eqn="prod @7 21600 pixelWidth"/>
+            <v:f eqn="sum @8 21600 0"/>
+            <v:f eqn="prod @7 21600 pixelHeight"/>
+            <v:f eqn="sum @10 21600 0"/>
+          </v:formulas>
+          <v:path o:extrusionok="f" gradientshapeok="t" o:connecttype="rect"/>
+          <o:lock v:ext="edit" aspectratio="t"/>
+        </v:shapetype>
+        <v:shape id="WordPictureWatermark2055" o:spid="_x0000_s2055" type="#_x0000_t75" style="position:absolute;margin-left:0;margin-top:0;width:283.5pt;height:283.5pt;                     z-index:-251658752;mso-position-horizontal:center;                     mso-position-horizontal-relative:margin;mso-position-vertical:center;                     mso-position-vertical-relative:margin" o:allowincell="f">
+          <v:imagedata r:id="rId1" o:title="watermark"/>
+        </v:shape>
+      </w:pict>
     </w:r>
   </w:p>
 </w:hdr>
@@ -1557,8 +1602,9 @@
       <w:spacing w:after="0" w:line="240" w:lineRule="auto"/>
     </w:pPr>
     <w:rPr>
-      <w:rFonts w:ascii="Noto Sans Devanagari" w:hAnsi="Noto Sans Devanagari" w:cs="Noto Sans Devanagari"/>
-      <w:sz w:val="21"/>
+      <w:rFonts w:ascii="Calibri" w:hAnsi="Calibri" w:cs="Nirmala UI"/>
+      <w:sz w:val="20"/>
+      <w:szCs w:val="20"/>
     </w:rPr>
   </w:style>
   <w:style w:type="paragraph" w:styleId="Header">

--- a/mgmt/frontend/public/sample-templates/consent-guarantor-sample.docx
+++ b/mgmt/frontend/public/sample-templates/consent-guarantor-sample.docx
@@ -87,7 +87,7 @@
           <w:szCs w:val="21"/>
           <w:bCs w:val="1"/>
         </w:rPr>
-        <w:t>ऋण गारंटर Consent एवं नियम एवं शर्तें</w:t>
+        <w:t>ऋण सहमति अभिलेख — गारंटर</w:t>
       </w:r>
     </w:p>
     <w:p>
@@ -103,7 +103,23 @@
           <w:szCs w:val="18"/>
           <w:bCs w:val="1"/>
         </w:rPr>
-        <w:t>LOAN GUARANTOR CONSENT &amp; TERMS AND CONDITIONS</w:t>
+        <w:t>LOAN CONSENT RECORD — GUARANTOR</w:t>
+      </w:r>
+    </w:p>
+    <w:p>
+      <w:pPr>
+        <w:spacing w:after="20" w:before="0"/>
+        <w:jc w:val="center"/>
+      </w:pPr>
+      <w:r>
+        <w:rPr>
+          <w:i/>
+          <w:color w:val="6B6B6B"/>
+          <w:sz w:val="15"/>
+          <w:szCs w:val="15"/>
+          <w:iCs w:val="1"/>
+        </w:rPr>
+        <w:t>यह अभिलेख सहमति दर्ज होने के बाद जनरेट किया गया है। / This record was generated after the consent was recorded.</w:t>
       </w:r>
     </w:p>
     <w:p>
@@ -116,7 +132,7 @@
     </w:p>
     <w:p>
       <w:pPr>
-        <w:spacing w:before="100" w:after="20"/>
+        <w:spacing w:before="120" w:after="20"/>
       </w:pPr>
       <w:r>
         <w:rPr>
@@ -126,7 +142,7 @@
           <w:szCs w:val="21"/>
           <w:bCs w:val="1"/>
         </w:rPr>
-        <w:t>1. ऋण संबंधी विवरण / Loan Details</w:t>
+        <w:t>1. अभिलेख विवरण / Record Details</w:t>
       </w:r>
     </w:p>
     <w:tbl>
@@ -142,7 +158,7 @@
       <w:tr>
         <w:tc>
           <w:tcPr>
-            <w:tcW w:type="dxa" w:w="3969"/>
+            <w:tcW w:type="dxa" w:w="4195"/>
           </w:tcPr>
           <w:p>
             <w:pPr>
@@ -155,13 +171,153 @@
                 <w:szCs w:val="19"/>
                 <w:bCs w:val="1"/>
               </w:rPr>
-              <w:t>Consenting Guarantor / गारंटर:</w:t>
+              <w:t>Consent Reference ID / सहमति संदर्भ क्रमांक:</w:t>
             </w:r>
           </w:p>
         </w:tc>
         <w:tc>
           <w:tcPr>
-            <w:tcW w:type="dxa" w:w="5669"/>
+            <w:tcW w:type="dxa" w:w="5443"/>
+          </w:tcPr>
+          <w:p>
+            <w:pPr>
+              <w:spacing w:after="0"/>
+            </w:pPr>
+            <w:r>
+              <w:rPr>
+                <w:sz w:val="19"/>
+                <w:szCs w:val="19"/>
+              </w:rPr>
+              <w:t>{CONSENT_ID}</w:t>
+            </w:r>
+          </w:p>
+        </w:tc>
+      </w:tr>
+      <w:tr>
+        <w:tc>
+          <w:tcPr>
+            <w:tcW w:type="dxa" w:w="4195"/>
+          </w:tcPr>
+          <w:p>
+            <w:pPr>
+              <w:spacing w:after="0"/>
+            </w:pPr>
+            <w:r>
+              <w:rPr>
+                <w:b/>
+                <w:sz w:val="19"/>
+                <w:szCs w:val="19"/>
+                <w:bCs w:val="1"/>
+              </w:rPr>
+              <w:t>Related Loan Consent ID / संबंधित ऋण सहमति क्रमांक:</w:t>
+            </w:r>
+          </w:p>
+        </w:tc>
+        <w:tc>
+          <w:tcPr>
+            <w:tcW w:type="dxa" w:w="5443"/>
+          </w:tcPr>
+          <w:p>
+            <w:pPr>
+              <w:spacing w:after="0"/>
+            </w:pPr>
+            <w:r>
+              <w:rPr>
+                <w:sz w:val="19"/>
+                <w:szCs w:val="19"/>
+              </w:rPr>
+              <w:t>{LOAN_CONSENT_ID}</w:t>
+            </w:r>
+          </w:p>
+        </w:tc>
+      </w:tr>
+      <w:tr>
+        <w:tc>
+          <w:tcPr>
+            <w:tcW w:type="dxa" w:w="4195"/>
+          </w:tcPr>
+          <w:p>
+            <w:pPr>
+              <w:spacing w:after="0"/>
+            </w:pPr>
+            <w:r>
+              <w:rPr>
+                <w:b/>
+                <w:sz w:val="19"/>
+                <w:szCs w:val="19"/>
+                <w:bCs w:val="1"/>
+              </w:rPr>
+              <w:t>Fund Year / निधि वर्ष:</w:t>
+            </w:r>
+          </w:p>
+        </w:tc>
+        <w:tc>
+          <w:tcPr>
+            <w:tcW w:type="dxa" w:w="5443"/>
+          </w:tcPr>
+          <w:p>
+            <w:pPr>
+              <w:spacing w:after="0"/>
+            </w:pPr>
+            <w:r>
+              <w:rPr>
+                <w:sz w:val="19"/>
+                <w:szCs w:val="19"/>
+              </w:rPr>
+              <w:t>{FUND_YEAR}</w:t>
+            </w:r>
+          </w:p>
+        </w:tc>
+      </w:tr>
+    </w:tbl>
+    <w:p>
+      <w:pPr>
+        <w:spacing w:before="120" w:after="20"/>
+      </w:pPr>
+      <w:r>
+        <w:rPr>
+          <w:b/>
+          <w:color w:val="8B1E1E"/>
+          <w:sz w:val="21"/>
+          <w:szCs w:val="21"/>
+          <w:bCs w:val="1"/>
+        </w:rPr>
+        <w:t>2. गारंटर, ऋण प्राप्तकर्ता एवं ऋण की शर्तें / Guarantor, Loan Receiver &amp; Loan Terms</w:t>
+      </w:r>
+    </w:p>
+    <w:tbl>
+      <w:tblPr>
+        <w:tblW w:type="auto" w:w="0"/>
+        <w:jc w:val="center"/>
+        <w:tblLook w:firstColumn="1" w:firstRow="1" w:lastColumn="0" w:lastRow="0" w:noHBand="0" w:noVBand="1" w:val="04A0"/>
+      </w:tblPr>
+      <w:tblGrid>
+        <w:gridCol w:w="5046"/>
+        <w:gridCol w:w="5046"/>
+      </w:tblGrid>
+      <w:tr>
+        <w:tc>
+          <w:tcPr>
+            <w:tcW w:type="dxa" w:w="4195"/>
+          </w:tcPr>
+          <w:p>
+            <w:pPr>
+              <w:spacing w:after="0"/>
+            </w:pPr>
+            <w:r>
+              <w:rPr>
+                <w:b/>
+                <w:sz w:val="19"/>
+                <w:szCs w:val="19"/>
+                <w:bCs w:val="1"/>
+              </w:rPr>
+              <w:t>Guarantor / गारंटर:</w:t>
+            </w:r>
+          </w:p>
+        </w:tc>
+        <w:tc>
+          <w:tcPr>
+            <w:tcW w:type="dxa" w:w="5443"/>
           </w:tcPr>
           <w:p>
             <w:pPr>
@@ -180,7 +336,7 @@
       <w:tr>
         <w:tc>
           <w:tcPr>
-            <w:tcW w:type="dxa" w:w="3969"/>
+            <w:tcW w:type="dxa" w:w="4195"/>
           </w:tcPr>
           <w:p>
             <w:pPr>
@@ -193,13 +349,13 @@
                 <w:szCs w:val="19"/>
                 <w:bCs w:val="1"/>
               </w:rPr>
-              <w:t>ऋण प्राप्तकर्ता / Loaner:</w:t>
+              <w:t>Loan Receiver / ऋण प्राप्तकर्ता:</w:t>
             </w:r>
           </w:p>
         </w:tc>
         <w:tc>
           <w:tcPr>
-            <w:tcW w:type="dxa" w:w="5669"/>
+            <w:tcW w:type="dxa" w:w="5443"/>
           </w:tcPr>
           <w:p>
             <w:pPr>
@@ -218,7 +374,7 @@
       <w:tr>
         <w:tc>
           <w:tcPr>
-            <w:tcW w:type="dxa" w:w="3969"/>
+            <w:tcW w:type="dxa" w:w="4195"/>
           </w:tcPr>
           <w:p>
             <w:pPr>
@@ -231,13 +387,13 @@
                 <w:szCs w:val="19"/>
                 <w:bCs w:val="1"/>
               </w:rPr>
-              <w:t>मूलधन / Principal Loan Amount:</w:t>
+              <w:t>Principal Amount / मूलधन:</w:t>
             </w:r>
           </w:p>
         </w:tc>
         <w:tc>
           <w:tcPr>
-            <w:tcW w:type="dxa" w:w="5669"/>
+            <w:tcW w:type="dxa" w:w="5443"/>
           </w:tcPr>
           <w:p>
             <w:pPr>
@@ -256,7 +412,7 @@
       <w:tr>
         <w:tc>
           <w:tcPr>
-            <w:tcW w:type="dxa" w:w="3969"/>
+            <w:tcW w:type="dxa" w:w="4195"/>
           </w:tcPr>
           <w:p>
             <w:pPr>
@@ -269,13 +425,13 @@
                 <w:szCs w:val="19"/>
                 <w:bCs w:val="1"/>
               </w:rPr>
-              <w:t>मासिक ब्याज दर / Monthly Interest Rate:</w:t>
+              <w:t>Monthly Interest Rate / मासिक ब्याज दर:</w:t>
             </w:r>
           </w:p>
         </w:tc>
         <w:tc>
           <w:tcPr>
-            <w:tcW w:type="dxa" w:w="5669"/>
+            <w:tcW w:type="dxa" w:w="5443"/>
           </w:tcPr>
           <w:p>
             <w:pPr>
@@ -286,7 +442,7 @@
                 <w:sz w:val="19"/>
                 <w:szCs w:val="19"/>
               </w:rPr>
-              <w:t>{MONTHLY_INTEREST_RATE}% प्रति माह / per month</w:t>
+              <w:t>{MONTHLY_INTEREST_RATE}% per month / प्रति माह</w:t>
             </w:r>
           </w:p>
         </w:tc>
@@ -294,7 +450,7 @@
       <w:tr>
         <w:tc>
           <w:tcPr>
-            <w:tcW w:type="dxa" w:w="3969"/>
+            <w:tcW w:type="dxa" w:w="4195"/>
           </w:tcPr>
           <w:p>
             <w:pPr>
@@ -307,13 +463,13 @@
                 <w:szCs w:val="19"/>
                 <w:bCs w:val="1"/>
               </w:rPr>
-              <w:t>न्यूनतम ब्याज अवधि / Minimum Interest Period:</w:t>
+              <w:t>Minimum Interest Period / न्यूनतम ब्याज अवधि:</w:t>
             </w:r>
           </w:p>
         </w:tc>
         <w:tc>
           <w:tcPr>
-            <w:tcW w:type="dxa" w:w="5669"/>
+            <w:tcW w:type="dxa" w:w="5443"/>
           </w:tcPr>
           <w:p>
             <w:pPr>
@@ -324,7 +480,7 @@
                 <w:sz w:val="19"/>
                 <w:szCs w:val="19"/>
               </w:rPr>
-              <w:t>{MINIMUM_TENURE_MONTHS} माह / months</w:t>
+              <w:t>{MINIMUM_TENURE_MONTHS} months / माह</w:t>
             </w:r>
           </w:p>
         </w:tc>
@@ -332,7 +488,7 @@
       <w:tr>
         <w:tc>
           <w:tcPr>
-            <w:tcW w:type="dxa" w:w="3969"/>
+            <w:tcW w:type="dxa" w:w="4195"/>
           </w:tcPr>
           <w:p>
             <w:pPr>
@@ -345,13 +501,13 @@
                 <w:szCs w:val="19"/>
                 <w:bCs w:val="1"/>
               </w:rPr>
-              <w:t>अधिकतम भुगतान तिथि / Maximum Repayment Date:</w:t>
+              <w:t>Maximum Repayment Date / अधिकतम भुगतान तिथि:</w:t>
             </w:r>
           </w:p>
         </w:tc>
         <w:tc>
           <w:tcPr>
-            <w:tcW w:type="dxa" w:w="5669"/>
+            <w:tcW w:type="dxa" w:w="5443"/>
           </w:tcPr>
           <w:p>
             <w:pPr>
@@ -362,45 +518,7 @@
                 <w:sz w:val="19"/>
                 <w:szCs w:val="19"/>
               </w:rPr>
-              <w:t>{FINAL_REPAYMENT_DATE}</w:t>
-            </w:r>
-          </w:p>
-        </w:tc>
-      </w:tr>
-      <w:tr>
-        <w:tc>
-          <w:tcPr>
-            <w:tcW w:type="dxa" w:w="3969"/>
-          </w:tcPr>
-          <w:p>
-            <w:pPr>
-              <w:spacing w:after="0"/>
-            </w:pPr>
-            <w:r>
-              <w:rPr>
-                <w:b/>
-                <w:sz w:val="19"/>
-                <w:szCs w:val="19"/>
-                <w:bCs w:val="1"/>
-              </w:rPr>
-              <w:t>Consent Reference ID:</w:t>
-            </w:r>
-          </w:p>
-        </w:tc>
-        <w:tc>
-          <w:tcPr>
-            <w:tcW w:type="dxa" w:w="5669"/>
-          </w:tcPr>
-          <w:p>
-            <w:pPr>
-              <w:spacing w:after="0"/>
-            </w:pPr>
-            <w:r>
-              <w:rPr>
-                <w:sz w:val="19"/>
-                <w:szCs w:val="19"/>
-              </w:rPr>
-              <w:t>{CONSENT_ID}</w:t>
+              <w:t>{FINAL_REPAYMENT_DATE} ({FINAL_REPAYMENT_DAY_NAME})</w:t>
             </w:r>
           </w:p>
         </w:tc>
@@ -408,7 +526,7 @@
     </w:tbl>
     <w:p>
       <w:pPr>
-        <w:spacing w:before="100" w:after="20"/>
+        <w:spacing w:before="120" w:after="20"/>
       </w:pPr>
       <w:r>
         <w:rPr>
@@ -418,7 +536,7 @@
           <w:szCs w:val="21"/>
           <w:bCs w:val="1"/>
         </w:rPr>
-        <w:t>2. महत्वपूर्ण तिथियां एवं अवसर / Important Dates &amp; Occasions</w:t>
+        <w:t>3. महत्वपूर्ण तिथियां / Key Dates</w:t>
       </w:r>
     </w:p>
     <w:tbl>
@@ -434,7 +552,7 @@
       <w:tr>
         <w:tc>
           <w:tcPr>
-            <w:tcW w:type="dxa" w:w="3969"/>
+            <w:tcW w:type="dxa" w:w="4309"/>
           </w:tcPr>
           <w:p>
             <w:pPr>
@@ -443,17 +561,17 @@
             <w:r>
               <w:rPr>
                 <w:b/>
-                <w:sz w:val="19"/>
-                <w:szCs w:val="19"/>
+                <w:sz w:val="18"/>
+                <w:szCs w:val="18"/>
                 <w:bCs w:val="1"/>
               </w:rPr>
-              <w:t>दीपावली के अगले दिन / Day After Diwali:</w:t>
+              <w:t>Day After Diwali / दीपावली के अगले दिन:</w:t>
             </w:r>
           </w:p>
         </w:tc>
         <w:tc>
           <w:tcPr>
-            <w:tcW w:type="dxa" w:w="5669"/>
+            <w:tcW w:type="dxa" w:w="5329"/>
           </w:tcPr>
           <w:p>
             <w:pPr>
@@ -461,10 +579,10 @@
             </w:pPr>
             <w:r>
               <w:rPr>
-                <w:sz w:val="19"/>
-                <w:szCs w:val="19"/>
+                <w:sz w:val="18"/>
+                <w:szCs w:val="18"/>
               </w:rPr>
-              <w:t>{DIWALI_NEXT_DAY_DATE} — {DIWALI_NEXT_DAY_DAY_NAME}</w:t>
+              <w:t>{DIWALI_NEXT_DAY_DATE} ({DIWALI_NEXT_DAY_DAY_NAME})</w:t>
             </w:r>
           </w:p>
         </w:tc>
@@ -472,7 +590,7 @@
       <w:tr>
         <w:tc>
           <w:tcPr>
-            <w:tcW w:type="dxa" w:w="3969"/>
+            <w:tcW w:type="dxa" w:w="4309"/>
           </w:tcPr>
           <w:p>
             <w:pPr>
@@ -481,17 +599,17 @@
             <w:r>
               <w:rPr>
                 <w:b/>
-                <w:sz w:val="19"/>
-                <w:szCs w:val="19"/>
+                <w:sz w:val="18"/>
+                <w:szCs w:val="18"/>
                 <w:bCs w:val="1"/>
               </w:rPr>
-              <w:t>नहाय-खाय का दिन / Nahay-Khay Day:</w:t>
+              <w:t>Nahay-Khay / नहाय-खाय:</w:t>
             </w:r>
           </w:p>
         </w:tc>
         <w:tc>
           <w:tcPr>
-            <w:tcW w:type="dxa" w:w="5669"/>
+            <w:tcW w:type="dxa" w:w="5329"/>
           </w:tcPr>
           <w:p>
             <w:pPr>
@@ -499,10 +617,10 @@
             </w:pPr>
             <w:r>
               <w:rPr>
-                <w:sz w:val="19"/>
-                <w:szCs w:val="19"/>
+                <w:sz w:val="18"/>
+                <w:szCs w:val="18"/>
               </w:rPr>
-              <w:t>{NAHAY_KHAY_DATE} — {NAHAY_KHAY_DAY_NAME}</w:t>
+              <w:t>{NAHAY_KHAY_DATE} ({NAHAY_KHAY_DAY_NAME})</w:t>
             </w:r>
           </w:p>
         </w:tc>
@@ -510,7 +628,7 @@
       <w:tr>
         <w:tc>
           <w:tcPr>
-            <w:tcW w:type="dxa" w:w="3969"/>
+            <w:tcW w:type="dxa" w:w="4309"/>
           </w:tcPr>
           <w:p>
             <w:pPr>
@@ -519,17 +637,17 @@
             <w:r>
               <w:rPr>
                 <w:b/>
-                <w:sz w:val="19"/>
-                <w:szCs w:val="19"/>
+                <w:sz w:val="18"/>
+                <w:szCs w:val="18"/>
                 <w:bCs w:val="1"/>
               </w:rPr>
-              <w:t>अंतिम भुगतान का दिन / Final Repayment Day:</w:t>
+              <w:t>Final Repayment Day / अंतिम भुगतान दिवस:</w:t>
             </w:r>
           </w:p>
         </w:tc>
         <w:tc>
           <w:tcPr>
-            <w:tcW w:type="dxa" w:w="5669"/>
+            <w:tcW w:type="dxa" w:w="5329"/>
           </w:tcPr>
           <w:p>
             <w:pPr>
@@ -537,10 +655,10 @@
             </w:pPr>
             <w:r>
               <w:rPr>
-                <w:sz w:val="19"/>
-                <w:szCs w:val="19"/>
+                <w:sz w:val="18"/>
+                <w:szCs w:val="18"/>
               </w:rPr>
-              <w:t>{FINAL_REPAYMENT_DATE} — {FINAL_REPAYMENT_DAY_NAME}</w:t>
+              <w:t>{FINAL_REPAYMENT_DATE} ({FINAL_REPAYMENT_DAY_NAME})</w:t>
             </w:r>
           </w:p>
         </w:tc>
@@ -548,7 +666,7 @@
       <w:tr>
         <w:tc>
           <w:tcPr>
-            <w:tcW w:type="dxa" w:w="3969"/>
+            <w:tcW w:type="dxa" w:w="4309"/>
           </w:tcPr>
           <w:p>
             <w:pPr>
@@ -557,17 +675,17 @@
             <w:r>
               <w:rPr>
                 <w:b/>
-                <w:sz w:val="19"/>
-                <w:szCs w:val="19"/>
+                <w:sz w:val="18"/>
+                <w:szCs w:val="18"/>
                 <w:bCs w:val="1"/>
               </w:rPr>
-              <w:t>छठ सुबह अर्घ्य / Chhath Morning Arghya:</w:t>
+              <w:t>Chhath Puja — Morning Arghya / छठ पूजा — प्रातः अर्घ्य:</w:t>
             </w:r>
           </w:p>
         </w:tc>
         <w:tc>
           <w:tcPr>
-            <w:tcW w:type="dxa" w:w="5669"/>
+            <w:tcW w:type="dxa" w:w="5329"/>
           </w:tcPr>
           <w:p>
             <w:pPr>
@@ -575,10 +693,10 @@
             </w:pPr>
             <w:r>
               <w:rPr>
-                <w:sz w:val="19"/>
-                <w:szCs w:val="19"/>
+                <w:sz w:val="18"/>
+                <w:szCs w:val="18"/>
               </w:rPr>
-              <w:t>{CHHATH_MORNING_ARGHYA_DATE} — {CHHATH_MORNING_ARGHYA_DAY_NAME}</w:t>
+              <w:t>{CHHATH_MORNING_ARGHYA_DATE} ({CHHATH_MORNING_ARGHYA_DAY_NAME})</w:t>
             </w:r>
           </w:p>
         </w:tc>
@@ -586,34 +704,7 @@
     </w:tbl>
     <w:p>
       <w:pPr>
-        <w:spacing w:after="20" w:before="0"/>
-      </w:pPr>
-      <w:r>
-        <w:rPr>
-          <w:sz w:val="19"/>
-          <w:szCs w:val="19"/>
-        </w:rPr>
-        <w:t>इन तिथियों का उपयोग ऋण की अवधि, भुगतान की अंतिम सीमा और गारंटर संबंधी जिम्मेदारी को स्पष्ट करने के लिए किया गया है।</w:t>
-      </w:r>
-    </w:p>
-    <w:p>
-      <w:pPr>
-        <w:spacing w:after="40" w:before="0"/>
-      </w:pPr>
-      <w:r>
-        <w:rPr>
-          <w:i/>
-          <w:color w:val="555555"/>
-          <w:sz w:val="17"/>
-          <w:szCs w:val="17"/>
-          <w:iCs w:val="1"/>
-        </w:rPr>
-        <w:t>The above dates are recorded to clearly define the loan period, final repayment deadline, and guarantor-related responsibility.</w:t>
-      </w:r>
-    </w:p>
-    <w:p>
-      <w:pPr>
-        <w:spacing w:before="100" w:after="20"/>
+        <w:spacing w:before="120" w:after="20"/>
       </w:pPr>
       <w:r>
         <w:rPr>
@@ -623,222 +714,7 @@
           <w:szCs w:val="21"/>
           <w:bCs w:val="1"/>
         </w:rPr>
-        <w:t>3. ऋण का विवरण / Loan Details</w:t>
-      </w:r>
-    </w:p>
-    <w:p>
-      <w:pPr>
-        <w:spacing w:after="20" w:before="0"/>
-      </w:pPr>
-      <w:r>
-        <w:rPr>
-          <w:sz w:val="19"/>
-          <w:szCs w:val="19"/>
-        </w:rPr>
-        <w:t>नवयुवक छठ पूजा समिति के वर्ष {FUND_YEAR} की बची हुई राशि में से ₹{LOAN_AMOUNT}/- की राशि {LOANER_NAME} को {MONTHLY_INTEREST_RATE}% प्रति माह की ब्याज दर पर दी गई है। इस राशि के लिए मुझे गारंटर के रूप में नामित किया गया है।</w:t>
-      </w:r>
-    </w:p>
-    <w:p>
-      <w:pPr>
-        <w:spacing w:after="40" w:before="0"/>
-      </w:pPr>
-      <w:r>
-        <w:rPr>
-          <w:i/>
-          <w:color w:val="555555"/>
-          <w:sz w:val="17"/>
-          <w:szCs w:val="17"/>
-          <w:iCs w:val="1"/>
-        </w:rPr>
-        <w:t>An amount of ₹{LOAN_AMOUNT}/- from the remaining funds of Navyuvak Chhath Puja Samiti for the year {FUND_YEAR} has been provided to {LOANER_NAME} at {MONTHLY_INTEREST_RATE}% per month. I have been designated as a Guarantor for this loan.</w:t>
-      </w:r>
-    </w:p>
-    <w:p>
-      <w:pPr>
-        <w:spacing w:before="100" w:after="20"/>
-      </w:pPr>
-      <w:r>
-        <w:rPr>
-          <w:b/>
-          <w:color w:val="8B1E1E"/>
-          <w:sz w:val="21"/>
-          <w:szCs w:val="21"/>
-          <w:bCs w:val="1"/>
-        </w:rPr>
-        <w:t>4. ऋण अवधि एवं ब्याज की शर्तें / Loan Tenure &amp; Interest Terms</w:t>
-      </w:r>
-    </w:p>
-    <w:p>
-      <w:pPr>
-        <w:spacing w:after="20" w:before="0"/>
-      </w:pPr>
-      <w:r>
-        <w:rPr>
-          <w:sz w:val="18"/>
-          <w:szCs w:val="18"/>
-        </w:rPr>
-        <w:t>4.1 न्यूनतम ब्याज अवधि / Minimum Interest Period — {MINIMUM_TENURE_MONTHS} माह। यदि {LOANER_NAME} न्यूनतम अवधि पूरी होने से पहले मूलधन वापस करता/करती है, तब भी पूरे {MINIMUM_TENURE_MONTHS} माह का ब्याज देना अनिवार्य होगा।</w:t>
-      </w:r>
-    </w:p>
-    <w:p>
-      <w:pPr>
-        <w:spacing w:after="20" w:before="0"/>
-      </w:pPr>
-      <w:r>
-        <w:rPr>
-          <w:sz w:val="18"/>
-          <w:szCs w:val="18"/>
-        </w:rPr>
-        <w:t>4.2 अधिकतम भुगतान अवधि / Maximum Repayment Period — {FINAL_REPAYMENT_DATE} तक।</w:t>
-      </w:r>
-    </w:p>
-    <w:p>
-      <w:pPr>
-        <w:spacing w:after="20" w:before="0"/>
-      </w:pPr>
-      <w:r>
-        <w:rPr>
-          <w:sz w:val="18"/>
-          <w:szCs w:val="18"/>
-        </w:rPr>
-        <w:t>4.3 अंतिम भुगतान दिवस / Final Repayment Day — {LOANER_NAME} को {FINAL_REPAYMENT_DATE} तक मूलधन एवं देय ब्याज की पूरी राशि वापस करनी होगी।</w:t>
-      </w:r>
-    </w:p>
-    <w:p>
-      <w:pPr>
-        <w:spacing w:after="20" w:before="0"/>
-      </w:pPr>
-      <w:r>
-        <w:rPr>
-          <w:sz w:val="18"/>
-          <w:szCs w:val="18"/>
-        </w:rPr>
-        <w:t>4.4 अंतिम तिथि तक भुगतान न होने की स्थिति — यदि {LOANER_NAME} द्वारा {FINAL_REPAYMENT_DATE} तक पूरी राशि वापस नहीं की जाती है, तो गारंटर की भुगतान संबंधी जिम्मेदारी लागू होगी। यदि {CHHATH_MORNING_ARGHYA_DATE} की सुबह तक भी भुगतान नहीं किया जाता है, तो तीनों गारंटरों की निर्धारित जिम्मेदारी के अनुसार समिति की देय राशि की भरपाई की जाएगी।</w:t>
-      </w:r>
-    </w:p>
-    <w:p>
-      <w:pPr>
-        <w:spacing w:before="100" w:after="20"/>
-      </w:pPr>
-      <w:r>
-        <w:rPr>
-          <w:b/>
-          <w:color w:val="8B1E1E"/>
-          <w:sz w:val="21"/>
-          <w:szCs w:val="21"/>
-          <w:bCs w:val="1"/>
-        </w:rPr>
-        <w:t>5. गारंटर की जिम्मेदारी / Guarantor Responsibility</w:t>
-      </w:r>
-    </w:p>
-    <w:p>
-      <w:pPr>
-        <w:spacing w:after="20" w:before="0"/>
-      </w:pPr>
-      <w:r>
-        <w:rPr>
-          <w:sz w:val="19"/>
-          <w:szCs w:val="19"/>
-        </w:rPr>
-        <w:t>मैं, {GUARANTOR_NAME}, यह स्वीकार करता/करती हूँ कि मैं {LOANER_NAME} के उक्त ऋण के लिए गारंटर हूँ। यदि निर्धारित अंतिम समय तक ऋण की देय राशि वापस नहीं की जाती है, तो समझौते के अनुसार मेरी गारंटर संबंधी भुगतान जिम्मेदारी लागू होगी — इसमें कम-से-कम मूलधन ₹{LOAN_AMOUNT} तथा {MINIMUM_TENURE_MONTHS} माह का न्यूनतम निर्धारित ब्याज शामिल होगा।</w:t>
-      </w:r>
-    </w:p>
-    <w:p>
-      <w:pPr>
-        <w:spacing w:after="40" w:before="0"/>
-      </w:pPr>
-      <w:r>
-        <w:rPr>
-          <w:i/>
-          <w:color w:val="555555"/>
-          <w:sz w:val="17"/>
-          <w:szCs w:val="17"/>
-          <w:iCs w:val="1"/>
-        </w:rPr>
-        <w:t>I, {GUARANTOR_NAME}, acknowledge that I am a guarantor for this loan of {LOANER_NAME}. If the amount due is not repaid within the prescribed time, my payment responsibility as a guarantor shall apply — including at minimum the principal ₹{LOAN_AMOUNT} and the minimum interest for {MINIMUM_TENURE_MONTHS} months.</w:t>
-      </w:r>
-    </w:p>
-    <w:p>
-      <w:pPr>
-        <w:spacing w:before="100" w:after="20"/>
-      </w:pPr>
-      <w:r>
-        <w:rPr>
-          <w:b/>
-          <w:color w:val="8B1E1E"/>
-          <w:sz w:val="21"/>
-          <w:szCs w:val="21"/>
-          <w:bCs w:val="1"/>
-        </w:rPr>
-        <w:t>6. तीनों गारंटर / Three Guarantors</w:t>
-      </w:r>
-    </w:p>
-    <w:p>
-      <w:pPr>
-        <w:spacing w:after="40" w:before="0"/>
-      </w:pPr>
-      <w:r>
-        <w:rPr>
-          <w:b/>
-          <w:sz w:val="19"/>
-          <w:szCs w:val="19"/>
-          <w:bCs w:val="1"/>
-        </w:rPr>
-        <w:t>1. {GUARANTOR_1_NAME}    2. {GUARANTOR_2_NAME}    3. {GUARANTOR_3_NAME}</w:t>
-      </w:r>
-    </w:p>
-    <w:p>
-      <w:pPr>
-        <w:spacing w:after="20" w:before="0"/>
-      </w:pPr>
-      <w:r>
-        <w:rPr>
-          <w:sz w:val="19"/>
-          <w:szCs w:val="19"/>
-        </w:rPr>
-        <w:t>प्रत्येक गारंटर अपनी Consent स्वतंत्र रूप से स्वीकार या अस्वीकार करेगा।</w:t>
-      </w:r>
-    </w:p>
-    <w:p>
-      <w:pPr>
-        <w:spacing w:after="40" w:before="0"/>
-      </w:pPr>
-      <w:r>
-        <w:rPr>
-          <w:i/>
-          <w:color w:val="555555"/>
-          <w:sz w:val="17"/>
-          <w:szCs w:val="17"/>
-          <w:iCs w:val="1"/>
-        </w:rPr>
-        <w:t>Each guarantor shall independently accept or decline their consent.</w:t>
-      </w:r>
-    </w:p>
-    <w:p>
-      <w:pPr>
-        <w:spacing w:before="100" w:after="20"/>
-      </w:pPr>
-      <w:r>
-        <w:rPr>
-          <w:b/>
-          <w:color w:val="8B1E1E"/>
-          <w:sz w:val="21"/>
-          <w:szCs w:val="21"/>
-          <w:bCs w:val="1"/>
-        </w:rPr>
-        <w:t>7. Loaner की Final Acceptance / Loaner Final Acceptance</w:t>
-      </w:r>
-    </w:p>
-    <w:p>
-      <w:pPr>
-        <w:spacing w:after="20" w:before="0"/>
-      </w:pPr>
-      <w:r>
-        <w:rPr>
-          <w:sz w:val="18"/>
-          <w:szCs w:val="18"/>
-        </w:rPr>
-        <w:t>{LOANER_NAME} तब तक इस ऋण का Final Acceptance नहीं कर सकेगा/सकेगी जब तक सभी तीनों गारंटर अपनी Consent Accepted स्थिति में दर्ज नहीं कर देते।</w:t>
+        <w:t>4. गारंटर एवं सहमति स्थिति / Guarantors &amp; Consent Status</w:t>
       </w:r>
     </w:p>
     <w:tbl>
@@ -854,7 +730,7 @@
       <w:tr>
         <w:tc>
           <w:tcPr>
-            <w:tcW w:type="dxa" w:w="2835"/>
+            <w:tcW w:type="dxa" w:w="4876"/>
           </w:tcPr>
           <w:p>
             <w:pPr>
@@ -863,17 +739,17 @@
             <w:r>
               <w:rPr>
                 <w:b/>
-                <w:sz w:val="19"/>
-                <w:szCs w:val="19"/>
+                <w:sz w:val="18"/>
+                <w:szCs w:val="18"/>
                 <w:bCs w:val="1"/>
               </w:rPr>
-              <w:t>Guarantor 1:</w:t>
+              <w:t>Guarantor 1 / गारंटर 1 — {GUARANTOR_1_NAME}:</w:t>
             </w:r>
           </w:p>
         </w:tc>
         <w:tc>
           <w:tcPr>
-            <w:tcW w:type="dxa" w:w="3402"/>
+            <w:tcW w:type="dxa" w:w="4762"/>
           </w:tcPr>
           <w:p>
             <w:pPr>
@@ -881,8 +757,8 @@
             </w:pPr>
             <w:r>
               <w:rPr>
-                <w:sz w:val="19"/>
-                <w:szCs w:val="19"/>
+                <w:sz w:val="18"/>
+                <w:szCs w:val="18"/>
               </w:rPr>
               <w:t>{GUARANTOR_1_STATUS}</w:t>
             </w:r>
@@ -892,7 +768,7 @@
       <w:tr>
         <w:tc>
           <w:tcPr>
-            <w:tcW w:type="dxa" w:w="2835"/>
+            <w:tcW w:type="dxa" w:w="4876"/>
           </w:tcPr>
           <w:p>
             <w:pPr>
@@ -901,17 +777,17 @@
             <w:r>
               <w:rPr>
                 <w:b/>
-                <w:sz w:val="19"/>
-                <w:szCs w:val="19"/>
+                <w:sz w:val="18"/>
+                <w:szCs w:val="18"/>
                 <w:bCs w:val="1"/>
               </w:rPr>
-              <w:t>Guarantor 2:</w:t>
+              <w:t>Guarantor 2 / गारंटर 2 — {GUARANTOR_2_NAME}:</w:t>
             </w:r>
           </w:p>
         </w:tc>
         <w:tc>
           <w:tcPr>
-            <w:tcW w:type="dxa" w:w="3402"/>
+            <w:tcW w:type="dxa" w:w="4762"/>
           </w:tcPr>
           <w:p>
             <w:pPr>
@@ -919,8 +795,8 @@
             </w:pPr>
             <w:r>
               <w:rPr>
-                <w:sz w:val="19"/>
-                <w:szCs w:val="19"/>
+                <w:sz w:val="18"/>
+                <w:szCs w:val="18"/>
               </w:rPr>
               <w:t>{GUARANTOR_2_STATUS}</w:t>
             </w:r>
@@ -930,7 +806,7 @@
       <w:tr>
         <w:tc>
           <w:tcPr>
-            <w:tcW w:type="dxa" w:w="2835"/>
+            <w:tcW w:type="dxa" w:w="4876"/>
           </w:tcPr>
           <w:p>
             <w:pPr>
@@ -939,17 +815,17 @@
             <w:r>
               <w:rPr>
                 <w:b/>
-                <w:sz w:val="19"/>
-                <w:szCs w:val="19"/>
+                <w:sz w:val="18"/>
+                <w:szCs w:val="18"/>
                 <w:bCs w:val="1"/>
               </w:rPr>
-              <w:t>Guarantor 3:</w:t>
+              <w:t>Guarantor 3 / गारंटर 3 — {GUARANTOR_3_NAME}:</w:t>
             </w:r>
           </w:p>
         </w:tc>
         <w:tc>
           <w:tcPr>
-            <w:tcW w:type="dxa" w:w="3402"/>
+            <w:tcW w:type="dxa" w:w="4762"/>
           </w:tcPr>
           <w:p>
             <w:pPr>
@@ -957,8 +833,8 @@
             </w:pPr>
             <w:r>
               <w:rPr>
-                <w:sz w:val="19"/>
-                <w:szCs w:val="19"/>
+                <w:sz w:val="18"/>
+                <w:szCs w:val="18"/>
               </w:rPr>
               <w:t>{GUARANTOR_3_STATUS}</w:t>
             </w:r>
@@ -974,28 +850,16 @@
         <w:rPr>
           <w:b/>
           <w:color w:val="8B1E1E"/>
-          <w:sz w:val="20"/>
-          <w:szCs w:val="20"/>
+          <w:sz w:val="19"/>
+          <w:szCs w:val="19"/>
           <w:bCs w:val="1"/>
         </w:rPr>
-        <w:t>{ACCEPTED_COUNT} / 3 GUARANTORS ACCEPTED</w:t>
+        <w:t>Accepted / स्वीकृत: {ACCEPTED_COUNT}    ·    Pending / लंबित: {PENDING_COUNT}    ·    Declined / अस्वीकृत: {DECLINED_COUNT}</w:t>
       </w:r>
     </w:p>
     <w:p>
       <w:pPr>
-        <w:spacing w:after="20" w:before="0"/>
-      </w:pPr>
-      <w:r>
-        <w:rPr>
-          <w:sz w:val="18"/>
-          <w:szCs w:val="18"/>
-        </w:rPr>
-        <w:t>यदि किसी भी गारंटर का Status Pending या Declined है, तो Loaner's Final Acceptance Locked रहेगा।</w:t>
-      </w:r>
-    </w:p>
-    <w:p>
-      <w:pPr>
-        <w:spacing w:before="100" w:after="20"/>
+        <w:spacing w:before="120" w:after="20"/>
       </w:pPr>
       <w:r>
         <w:rPr>
@@ -1005,7 +869,7 @@
           <w:szCs w:val="21"/>
           <w:bCs w:val="1"/>
         </w:rPr>
-        <w:t>8. Consent की स्वतंत्रता / Voluntary Consent</w:t>
+        <w:t>5. स्वीकृत शर्तें एवं गारंटर का दायित्व / Terms Accepted &amp; Guarantor Obligation</w:t>
       </w:r>
     </w:p>
     <w:p>
@@ -1017,12 +881,12 @@
           <w:sz w:val="19"/>
           <w:szCs w:val="19"/>
         </w:rPr>
-        <w:t>मैं पुष्टि करता/करती हूँ कि मैंने सभी शर्तें पढ़ी और समझी हैं तथा अपनी इच्छा से यह Consent स्वीकार करने का निर्णय लिया है। मुझ पर किसी प्रकार का अनुचित दबाव डालकर Consent स्वीकार नहीं कराया गया है।</w:t>
+        <w:t>5.1 न्यूनतम ब्याज अवधि — इस ऋण की न्यूनतम ब्याज अवधि {MINIMUM_TENURE_MONTHS} माह है। ऋण प्राप्तकर्ता द्वारा मूलधन इस अवधि से पहले वापस करने पर भी पूरे {MINIMUM_TENURE_MONTHS} माह का ब्याज देय होगा।</w:t>
       </w:r>
     </w:p>
     <w:p>
       <w:pPr>
-        <w:spacing w:after="40" w:before="0"/>
+        <w:spacing w:after="60" w:before="0"/>
       </w:pPr>
       <w:r>
         <w:rPr>
@@ -1032,22 +896,7 @@
           <w:szCs w:val="17"/>
           <w:iCs w:val="1"/>
         </w:rPr>
-        <w:t>I confirm that I have read and understood all the terms and have voluntarily decided to provide this consent. I have not been forced or subjected to undue pressure.</w:t>
-      </w:r>
-    </w:p>
-    <w:p>
-      <w:pPr>
-        <w:spacing w:before="100" w:after="20"/>
-      </w:pPr>
-      <w:r>
-        <w:rPr>
-          <w:b/>
-          <w:color w:val="8B1E1E"/>
-          <w:sz w:val="21"/>
-          <w:szCs w:val="21"/>
-          <w:bCs w:val="1"/>
-        </w:rPr>
-        <w:t>9. डिजिटल Consent Record / Digital Consent Record</w:t>
+        <w:t>5.1 Minimum interest period — the minimum interest period for this loan is {MINIMUM_TENURE_MONTHS} months. Interest for the full {MINIMUM_TENURE_MONTHS} months remains payable even if the receiver repays the principal earlier.</w:t>
       </w:r>
     </w:p>
     <w:p>
@@ -1059,12 +908,12 @@
           <w:sz w:val="19"/>
           <w:szCs w:val="19"/>
         </w:rPr>
-        <w:t>मैं सहमत हूँ कि मेरे द्वारा दिया गया Consent डिजिटल रूप से रिकॉर्ड और सुरक्षित किया जा सकता है, जिसमें नाम, भूमिका, status, तिथि-समय, reference ID, और device/technical record शामिल हो सकता है।</w:t>
+        <w:t>5.2 अधिकतम भुगतान अवधि — मूलधन तथा उस तिथि तक देय संपूर्ण ब्याज {FINAL_REPAYMENT_DATE} ({FINAL_REPAYMENT_DAY_NAME}) तक वापस किया जाना है।</w:t>
       </w:r>
     </w:p>
     <w:p>
       <w:pPr>
-        <w:spacing w:after="40" w:before="0"/>
+        <w:spacing w:after="60" w:before="0"/>
       </w:pPr>
       <w:r>
         <w:rPr>
@@ -1074,22 +923,7 @@
           <w:szCs w:val="17"/>
           <w:iCs w:val="1"/>
         </w:rPr>
-        <w:t>I agree that my consent may be digitally recorded and securely stored, including name, role, status, date &amp; time, reference ID, and device/technical record.</w:t>
-      </w:r>
-    </w:p>
-    <w:p>
-      <w:pPr>
-        <w:spacing w:before="100" w:after="20"/>
-      </w:pPr>
-      <w:r>
-        <w:rPr>
-          <w:b/>
-          <w:color w:val="8B1E1E"/>
-          <w:sz w:val="21"/>
-          <w:szCs w:val="21"/>
-          <w:bCs w:val="1"/>
-        </w:rPr>
-        <w:t>10. मेरी अंतिम घोषणा / Final Declaration</w:t>
+        <w:t>5.2 Maximum repayment period — the principal together with all interest due up to that date is repayable on or before {FINAL_REPAYMENT_DATE} ({FINAL_REPAYMENT_DAY_NAME}).</w:t>
       </w:r>
     </w:p>
     <w:p>
@@ -1101,12 +935,12 @@
           <w:sz w:val="19"/>
           <w:szCs w:val="19"/>
         </w:rPr>
-        <w:t>मैंने ऊपर दिए गए ऋण संबंधी सभी विवरण, नियम एवं शर्तें तथा गारंटर के रूप में अपनी जिम्मेदारियां ध्यानपूर्वक पढ़ ली हैं और समझ ली हैं। मैं अपनी स्वेच्छा से इस ऋण के लिए गारंटर के रूप में Consent स्वीकार करता/करती हूँ।</w:t>
+        <w:t>5.3 गारंटर का दायित्व — यदि ऋण प्राप्तकर्ता द्वारा {FINAL_REPAYMENT_DATE} तक संपूर्ण राशि वापस नहीं की जाती, तो गारंटर का भुगतान संबंधी दायित्व लागू होगा। यदि {CHHATH_MORNING_ARGHYA_DATE} की प्रातः तक भी भुगतान नहीं होता, तो निर्धारित दायित्व के अनुसार समिति की देय राशि की भरपाई की जाएगी, जिसमें कम-से-कम मूलधन ₹{LOAN_AMOUNT} तथा {MINIMUM_TENURE_MONTHS} माह का न्यूनतम ब्याज सम्मिलित है।</w:t>
       </w:r>
     </w:p>
     <w:p>
       <w:pPr>
-        <w:spacing w:after="40" w:before="0"/>
+        <w:spacing w:after="60" w:before="0"/>
       </w:pPr>
       <w:r>
         <w:rPr>
@@ -1116,7 +950,91 @@
           <w:szCs w:val="17"/>
           <w:iCs w:val="1"/>
         </w:rPr>
-        <w:t>I have carefully read and understood all the above loan details, terms and conditions, and my responsibilities as a guarantor. I voluntarily provide my consent as a guarantor for this loan.</w:t>
+        <w:t>5.3 Guarantor obligation — if the receiver does not repay the entire amount by {FINAL_REPAYMENT_DATE}, the guarantor's payment obligation applies. If the amount remains unpaid by the morning of {CHHATH_MORNING_ARGHYA_DATE}, the committee's dues are recovered in accordance with the agreed obligation, covering at minimum the principal of ₹{LOAN_AMOUNT} and the minimum interest for {MINIMUM_TENURE_MONTHS} months.</w:t>
+      </w:r>
+    </w:p>
+    <w:p>
+      <w:pPr>
+        <w:spacing w:before="120" w:after="20"/>
+      </w:pPr>
+      <w:r>
+        <w:rPr>
+          <w:b/>
+          <w:color w:val="8B1E1E"/>
+          <w:sz w:val="21"/>
+          <w:szCs w:val="21"/>
+          <w:bCs w:val="1"/>
+        </w:rPr>
+        <w:t>6. सत्यापन एवं अभिलेखन / Verification &amp; Record</w:t>
+      </w:r>
+    </w:p>
+    <w:p>
+      <w:pPr>
+        <w:spacing w:after="20" w:before="0"/>
+      </w:pPr>
+      <w:r>
+        <w:rPr>
+          <w:sz w:val="19"/>
+          <w:szCs w:val="19"/>
+        </w:rPr>
+        <w:t>सहमति WhatsApp OTP सत्यापन के माध्यम से दर्ज की गई। इस अभिलेख के साथ फोटो, हस्ताक्षर, दिनांक-समय, डिवाइस, IP पता एवं लोकेशन सुरक्षित रखे गए हैं। यह अभिलेख समिति के पोर्टल पर QR कोड स्कैन करके सत्यापित किया जा सकता है।</w:t>
+      </w:r>
+    </w:p>
+    <w:p>
+      <w:pPr>
+        <w:spacing w:after="60" w:before="0"/>
+      </w:pPr>
+      <w:r>
+        <w:rPr>
+          <w:i/>
+          <w:color w:val="555555"/>
+          <w:sz w:val="17"/>
+          <w:szCs w:val="17"/>
+          <w:iCs w:val="1"/>
+        </w:rPr>
+        <w:t>The consent was recorded following WhatsApp OTP verification. The photograph, signature, date &amp; time, device, IP address and location are retained with this record. This record can be verified on the committee portal by scanning the QR code.</w:t>
+      </w:r>
+    </w:p>
+    <w:p>
+      <w:pPr>
+        <w:spacing w:before="120" w:after="20"/>
+      </w:pPr>
+      <w:r>
+        <w:rPr>
+          <w:b/>
+          <w:color w:val="8B1E1E"/>
+          <w:sz w:val="21"/>
+          <w:szCs w:val="21"/>
+          <w:bCs w:val="1"/>
+        </w:rPr>
+        <w:t>7. घोषणा / Declaration</w:t>
+      </w:r>
+    </w:p>
+    <w:p>
+      <w:pPr>
+        <w:spacing w:after="20" w:before="0"/>
+      </w:pPr>
+      <w:r>
+        <w:rPr>
+          <w:sz w:val="19"/>
+          <w:szCs w:val="19"/>
+        </w:rPr>
+        <w:t>मैं, {GUARANTOR_NAME}, पुष्टि करता/करती हूँ कि {LOANER_NAME} के उक्त ऋण की सभी शर्तें तथा गारंटर के रूप में मेरे दायित्व मुझे स्पष्ट रूप से बताए गए, मैंने उन्हें पढ़ा और समझा, तथा इस संबंध में मेरा निर्णय ऊपर अभिलेख में दर्ज कर लिया गया है।</w:t>
+      </w:r>
+    </w:p>
+    <w:p>
+      <w:pPr>
+        <w:spacing w:after="60" w:before="0"/>
+      </w:pPr>
+      <w:r>
+        <w:rPr>
+          <w:i/>
+          <w:color w:val="555555"/>
+          <w:sz w:val="17"/>
+          <w:szCs w:val="17"/>
+          <w:iCs w:val="1"/>
+        </w:rPr>
+        <w:t>I, {GUARANTOR_NAME}, confirm that all the terms of the said loan of {LOANER_NAME} and my obligations as a guarantor were clearly disclosed to me, that I read and understood them, and that my decision in this regard has been recorded as shown above.</w:t>
       </w:r>
     </w:p>
     <w:p>
@@ -1182,7 +1100,7 @@
           <w:sz w:val="15"/>
           <w:szCs w:val="15"/>
         </w:rPr>
-        <w:t>Generated at: {GENERATED_AT}</w:t>
+        <w:t>Generated at / जनरेट: {GENERATED_AT}</w:t>
       </w:r>
     </w:p>
     <w:sectPr>
